--- a/Lab10.docx
+++ b/Lab10.docx
@@ -1121,23 +1121,7 @@
                 <w:rFonts w:ascii="Times New Roman" w:eastAsia="Calibri Light" w:hAnsi="Times New Roman" w:cs="Times New Roman"/>
                 <w:noProof/>
               </w:rPr>
-              <w:t>Deliverable</w:t>
-            </w:r>
-            <w:r>
-              <w:rPr>
-                <w:rStyle w:val="Hyperlink"/>
-                <w:rFonts w:ascii="Times New Roman" w:eastAsia="Calibri Light" w:hAnsi="Times New Roman" w:cs="Times New Roman"/>
-                <w:noProof/>
-              </w:rPr>
-              <w:t xml:space="preserve"> </w:t>
-            </w:r>
-            <w:r>
-              <w:rPr>
-                <w:rStyle w:val="Hyperlink"/>
-                <w:rFonts w:ascii="Times New Roman" w:eastAsia="Calibri Light" w:hAnsi="Times New Roman" w:cs="Times New Roman"/>
-                <w:noProof/>
-              </w:rPr>
-              <w:t>4</w:t>
+              <w:t>Deliverable 4</w:t>
             </w:r>
             <w:r>
               <w:rPr>
@@ -2060,21 +2044,7 @@
         <w:rPr>
           <w:rFonts w:ascii="Times New Roman" w:hAnsi="Times New Roman" w:cs="Times New Roman"/>
         </w:rPr>
-        <w:t xml:space="preserve">Any power signal (e.g. 3V3, 5V0, VBATT, GND) </w:t>
-      </w:r>
-      <w:proofErr w:type="gramStart"/>
-      <w:r>
-        <w:rPr>
-          <w:rFonts w:ascii="Times New Roman" w:hAnsi="Times New Roman" w:cs="Times New Roman"/>
-        </w:rPr>
-        <w:t>does</w:t>
-      </w:r>
-      <w:proofErr w:type="gramEnd"/>
-      <w:r>
-        <w:rPr>
-          <w:rFonts w:ascii="Times New Roman" w:hAnsi="Times New Roman" w:cs="Times New Roman"/>
-        </w:rPr>
-        <w:t xml:space="preserve"> not </w:t>
+        <w:t xml:space="preserve">Any power signal (e.g. 3V3, 5V0, VBATT, GND) does not </w:t>
       </w:r>
       <w:bookmarkStart w:id="13" w:name="_Int_CbhBQUNs"/>
       <w:r>
@@ -2713,9 +2683,9 @@
       </w:pPr>
       <w:bookmarkStart w:id="18" w:name="_Toc160494437"/>
       <w:bookmarkStart w:id="19" w:name="_Toc160494964"/>
-      <w:bookmarkStart w:id="20" w:name="_Toc160494442"/>
-      <w:bookmarkStart w:id="21" w:name="_Toc160494968"/>
-      <w:bookmarkStart w:id="22" w:name="_Toc202863675"/>
+      <w:bookmarkStart w:id="20" w:name="_Toc202863675"/>
+      <w:bookmarkStart w:id="21" w:name="_Toc160494442"/>
+      <w:bookmarkStart w:id="22" w:name="_Toc160494968"/>
       <w:r>
         <w:rPr>
           <w:rFonts w:ascii="Times New Roman" w:eastAsia="Calibri Light" w:hAnsi="Times New Roman" w:cs="Times New Roman"/>
@@ -2734,7 +2704,7 @@
         </w:rPr>
         <w:t>1</w:t>
       </w:r>
-      <w:bookmarkEnd w:id="22"/>
+      <w:bookmarkEnd w:id="20"/>
     </w:p>
     <w:p>
       <w:pPr>
@@ -2986,8 +2956,8 @@
         </w:rPr>
         <w:t>5</w:t>
       </w:r>
-      <w:bookmarkEnd w:id="20"/>
       <w:bookmarkEnd w:id="21"/>
+      <w:bookmarkEnd w:id="22"/>
       <w:bookmarkEnd w:id="30"/>
     </w:p>
     <w:p>
@@ -3439,21 +3409,7 @@
         <w:rPr>
           <w:rFonts w:ascii="Times New Roman" w:hAnsi="Times New Roman" w:cs="Times New Roman"/>
         </w:rPr>
-        <w:t xml:space="preserve">Before you start, verify there are no shorts between +3.3V power, ground, battery input, or 5V power line. Solder the TM4C123 first. Clean the TM4C123 pads with isopropyl alcohol. Align the TM4C123 on the board.  Apply solder flux to the pin. Align the TM4C123 on the board again.  Gently touch the solder iron then the solder to the pin. You use VERY little solder. Solder one pin and show it to a TA/professor or Mark </w:t>
-      </w:r>
-      <w:proofErr w:type="spellStart"/>
-      <w:r>
-        <w:rPr>
-          <w:rFonts w:ascii="Times New Roman" w:hAnsi="Times New Roman" w:cs="Times New Roman"/>
-        </w:rPr>
-        <w:t>Innmon</w:t>
-      </w:r>
-      <w:proofErr w:type="spellEnd"/>
-      <w:r>
-        <w:rPr>
-          <w:rFonts w:ascii="Times New Roman" w:hAnsi="Times New Roman" w:cs="Times New Roman"/>
-        </w:rPr>
-        <w:t xml:space="preserve">. Align the TM4C123 on the board.  This is critical. Solder a second pin and again have someone check it. Then solder the rest of the </w:t>
+        <w:t xml:space="preserve">Before you start, verify there are no shorts between +3.3V power, ground, battery input, or 5V power line. Solder the TM4C123 first. Clean the TM4C123 pads with isopropyl alcohol. Align the TM4C123 on the board.  Apply solder flux to the pin. Align the TM4C123 on the board again.  Gently touch the solder iron then the solder to the pin. You use VERY little solder. Solder one pin and show it to a TA/professor or Mark Innmon. Align the TM4C123 on the board.  This is critical. Solder a second pin and again have someone check it. Then solder the rest of the </w:t>
       </w:r>
       <w:r>
         <w:rPr>
@@ -4114,7 +4070,6 @@
     <w:tblGrid>
       <w:gridCol w:w="3120"/>
       <w:gridCol w:w="3120"/>
-      <w:gridCol w:w="3120"/>
     </w:tblGrid>
     <w:tr>
       <w:trPr>
@@ -4127,34 +4082,10 @@
         <w:p>
           <w:pPr>
             <w:pStyle w:val="Header"/>
-            <w:ind w:left="-115"/>
-            <w:rPr>
-              <w:rFonts w:ascii="Times New Roman" w:hAnsi="Times New Roman" w:cs="Times New Roman"/>
-            </w:rPr>
           </w:pPr>
           <w:r>
-            <w:rPr>
-              <w:rFonts w:ascii="Times New Roman" w:hAnsi="Times New Roman" w:cs="Times New Roman"/>
-            </w:rPr>
-            <w:t>Fall 202</w:t>
+            <w:t>Spring 2026</w:t>
           </w:r>
-          <w:r>
-            <w:rPr>
-              <w:rFonts w:ascii="Times New Roman" w:hAnsi="Times New Roman" w:cs="Times New Roman"/>
-            </w:rPr>
-            <w:t>5</w:t>
-          </w:r>
-        </w:p>
-      </w:tc>
-      <w:tc>
-        <w:tcPr>
-          <w:tcW w:w="3120" w:type="dxa"/>
-        </w:tcPr>
-        <w:p>
-          <w:pPr>
-            <w:pStyle w:val="Header"/>
-            <w:jc w:val="center"/>
-          </w:pPr>
         </w:p>
       </w:tc>
       <w:tc>

--- a/Lab10.docx
+++ b/Lab10.docx
@@ -75,7 +75,7 @@
         <w:rPr>
           <w:rFonts w:ascii="Times New Roman" w:hAnsi="Times New Roman" w:cs="Times New Roman"/>
         </w:rPr>
-        <w:t>4</w:t>
+        <w:t>6</w:t>
       </w:r>
       <w:r>
         <w:rPr>
@@ -98,7 +98,7 @@
           <w:rFonts w:ascii="Times New Roman" w:hAnsi="Times New Roman" w:cs="Times New Roman"/>
         </w:rPr>
       </w:pPr>
-      <w:bookmarkStart w:id="0" w:name="_Toc202863665"/>
+      <w:bookmarkStart w:id="0" w:name="_Toc239686375"/>
       <w:r>
         <w:rPr>
           <w:rFonts w:ascii="Times New Roman" w:hAnsi="Times New Roman" w:cs="Times New Roman"/>
@@ -152,7 +152,7 @@
             </w:rPr>
             <w:fldChar w:fldCharType="separate"/>
           </w:r>
-          <w:hyperlink w:anchor="_Toc202863665" w:history="1">
+          <w:hyperlink w:anchor="_Toc239686375" w:history="1">
             <w:r>
               <w:rPr>
                 <w:rStyle w:val="Hyperlink"/>
@@ -180,7 +180,7 @@
                 <w:noProof/>
                 <w:webHidden/>
               </w:rPr>
-              <w:instrText xml:space="preserve"> PAGEREF _Toc202863665 \h </w:instrText>
+              <w:instrText xml:space="preserve"> PAGEREF _Toc239686375 \h </w:instrText>
             </w:r>
             <w:r>
               <w:rPr>
@@ -226,7 +226,7 @@
               <w14:ligatures w14:val="standardContextual"/>
             </w:rPr>
           </w:pPr>
-          <w:hyperlink w:anchor="_Toc202863666" w:history="1">
+          <w:hyperlink w:anchor="_Toc239686376" w:history="1">
             <w:r>
               <w:rPr>
                 <w:rStyle w:val="Hyperlink"/>
@@ -254,7 +254,7 @@
                 <w:noProof/>
                 <w:webHidden/>
               </w:rPr>
-              <w:instrText xml:space="preserve"> PAGEREF _Toc202863666 \h </w:instrText>
+              <w:instrText xml:space="preserve"> PAGEREF _Toc239686376 \h </w:instrText>
             </w:r>
             <w:r>
               <w:rPr>
@@ -300,7 +300,7 @@
               <w14:ligatures w14:val="standardContextual"/>
             </w:rPr>
           </w:pPr>
-          <w:hyperlink w:anchor="_Toc202863667" w:history="1">
+          <w:hyperlink w:anchor="_Toc239686377" w:history="1">
             <w:r>
               <w:rPr>
                 <w:rStyle w:val="Hyperlink"/>
@@ -328,7 +328,7 @@
                 <w:noProof/>
                 <w:webHidden/>
               </w:rPr>
-              <w:instrText xml:space="preserve"> PAGEREF _Toc202863667 \h </w:instrText>
+              <w:instrText xml:space="preserve"> PAGEREF _Toc239686377 \h </w:instrText>
             </w:r>
             <w:r>
               <w:rPr>
@@ -374,7 +374,7 @@
               <w14:ligatures w14:val="standardContextual"/>
             </w:rPr>
           </w:pPr>
-          <w:hyperlink w:anchor="_Toc202863668" w:history="1">
+          <w:hyperlink w:anchor="_Toc239686378" w:history="1">
             <w:r>
               <w:rPr>
                 <w:rStyle w:val="Hyperlink"/>
@@ -402,7 +402,7 @@
                 <w:noProof/>
                 <w:webHidden/>
               </w:rPr>
-              <w:instrText xml:space="preserve"> PAGEREF _Toc202863668 \h </w:instrText>
+              <w:instrText xml:space="preserve"> PAGEREF _Toc239686378 \h </w:instrText>
             </w:r>
             <w:r>
               <w:rPr>
@@ -448,7 +448,7 @@
               <w14:ligatures w14:val="standardContextual"/>
             </w:rPr>
           </w:pPr>
-          <w:hyperlink w:anchor="_Toc202863669" w:history="1">
+          <w:hyperlink w:anchor="_Toc239686379" w:history="1">
             <w:r>
               <w:rPr>
                 <w:rStyle w:val="Hyperlink"/>
@@ -476,7 +476,7 @@
                 <w:noProof/>
                 <w:webHidden/>
               </w:rPr>
-              <w:instrText xml:space="preserve"> PAGEREF _Toc202863669 \h </w:instrText>
+              <w:instrText xml:space="preserve"> PAGEREF _Toc239686379 \h </w:instrText>
             </w:r>
             <w:r>
               <w:rPr>
@@ -522,7 +522,7 @@
               <w14:ligatures w14:val="standardContextual"/>
             </w:rPr>
           </w:pPr>
-          <w:hyperlink w:anchor="_Toc202863670" w:history="1">
+          <w:hyperlink w:anchor="_Toc239686380" w:history="1">
             <w:r>
               <w:rPr>
                 <w:rStyle w:val="Hyperlink"/>
@@ -550,7 +550,7 @@
                 <w:noProof/>
                 <w:webHidden/>
               </w:rPr>
-              <w:instrText xml:space="preserve"> PAGEREF _Toc202863670 \h </w:instrText>
+              <w:instrText xml:space="preserve"> PAGEREF _Toc239686380 \h </w:instrText>
             </w:r>
             <w:r>
               <w:rPr>
@@ -596,7 +596,7 @@
               <w14:ligatures w14:val="standardContextual"/>
             </w:rPr>
           </w:pPr>
-          <w:hyperlink w:anchor="_Toc202863671" w:history="1">
+          <w:hyperlink w:anchor="_Toc239686381" w:history="1">
             <w:r>
               <w:rPr>
                 <w:rStyle w:val="Hyperlink"/>
@@ -624,7 +624,7 @@
                 <w:noProof/>
                 <w:webHidden/>
               </w:rPr>
-              <w:instrText xml:space="preserve"> PAGEREF _Toc202863671 \h </w:instrText>
+              <w:instrText xml:space="preserve"> PAGEREF _Toc239686381 \h </w:instrText>
             </w:r>
             <w:r>
               <w:rPr>
@@ -670,7 +670,7 @@
               <w14:ligatures w14:val="standardContextual"/>
             </w:rPr>
           </w:pPr>
-          <w:hyperlink w:anchor="_Toc202863672" w:history="1">
+          <w:hyperlink w:anchor="_Toc239686382" w:history="1">
             <w:r>
               <w:rPr>
                 <w:rStyle w:val="Hyperlink"/>
@@ -698,7 +698,7 @@
                 <w:noProof/>
                 <w:webHidden/>
               </w:rPr>
-              <w:instrText xml:space="preserve"> PAGEREF _Toc202863672 \h </w:instrText>
+              <w:instrText xml:space="preserve"> PAGEREF _Toc239686382 \h </w:instrText>
             </w:r>
             <w:r>
               <w:rPr>
@@ -744,7 +744,7 @@
               <w14:ligatures w14:val="standardContextual"/>
             </w:rPr>
           </w:pPr>
-          <w:hyperlink w:anchor="_Toc202863673" w:history="1">
+          <w:hyperlink w:anchor="_Toc239686383" w:history="1">
             <w:r>
               <w:rPr>
                 <w:rStyle w:val="Hyperlink"/>
@@ -772,7 +772,7 @@
                 <w:noProof/>
                 <w:webHidden/>
               </w:rPr>
-              <w:instrText xml:space="preserve"> PAGEREF _Toc202863673 \h </w:instrText>
+              <w:instrText xml:space="preserve"> PAGEREF _Toc239686383 \h </w:instrText>
             </w:r>
             <w:r>
               <w:rPr>
@@ -818,7 +818,7 @@
               <w14:ligatures w14:val="standardContextual"/>
             </w:rPr>
           </w:pPr>
-          <w:hyperlink w:anchor="_Toc202863674" w:history="1">
+          <w:hyperlink w:anchor="_Toc239686384" w:history="1">
             <w:r>
               <w:rPr>
                 <w:rStyle w:val="Hyperlink"/>
@@ -846,7 +846,7 @@
                 <w:noProof/>
                 <w:webHidden/>
               </w:rPr>
-              <w:instrText xml:space="preserve"> PAGEREF _Toc202863674 \h </w:instrText>
+              <w:instrText xml:space="preserve"> PAGEREF _Toc239686384 \h </w:instrText>
             </w:r>
             <w:r>
               <w:rPr>
@@ -892,7 +892,7 @@
               <w14:ligatures w14:val="standardContextual"/>
             </w:rPr>
           </w:pPr>
-          <w:hyperlink w:anchor="_Toc202863675" w:history="1">
+          <w:hyperlink w:anchor="_Toc239686385" w:history="1">
             <w:r>
               <w:rPr>
                 <w:rStyle w:val="Hyperlink"/>
@@ -920,7 +920,7 @@
                 <w:noProof/>
                 <w:webHidden/>
               </w:rPr>
-              <w:instrText xml:space="preserve"> PAGEREF _Toc202863675 \h </w:instrText>
+              <w:instrText xml:space="preserve"> PAGEREF _Toc239686385 \h </w:instrText>
             </w:r>
             <w:r>
               <w:rPr>
@@ -966,7 +966,7 @@
               <w14:ligatures w14:val="standardContextual"/>
             </w:rPr>
           </w:pPr>
-          <w:hyperlink w:anchor="_Toc202863676" w:history="1">
+          <w:hyperlink w:anchor="_Toc239686386" w:history="1">
             <w:r>
               <w:rPr>
                 <w:rStyle w:val="Hyperlink"/>
@@ -994,7 +994,7 @@
                 <w:noProof/>
                 <w:webHidden/>
               </w:rPr>
-              <w:instrText xml:space="preserve"> PAGEREF _Toc202863676 \h </w:instrText>
+              <w:instrText xml:space="preserve"> PAGEREF _Toc239686386 \h </w:instrText>
             </w:r>
             <w:r>
               <w:rPr>
@@ -1040,7 +1040,7 @@
               <w14:ligatures w14:val="standardContextual"/>
             </w:rPr>
           </w:pPr>
-          <w:hyperlink w:anchor="_Toc202863677" w:history="1">
+          <w:hyperlink w:anchor="_Toc239686387" w:history="1">
             <w:r>
               <w:rPr>
                 <w:rStyle w:val="Hyperlink"/>
@@ -1068,7 +1068,7 @@
                 <w:noProof/>
                 <w:webHidden/>
               </w:rPr>
-              <w:instrText xml:space="preserve"> PAGEREF _Toc202863677 \h </w:instrText>
+              <w:instrText xml:space="preserve"> PAGEREF _Toc239686387 \h </w:instrText>
             </w:r>
             <w:r>
               <w:rPr>
@@ -1114,7 +1114,7 @@
               <w14:ligatures w14:val="standardContextual"/>
             </w:rPr>
           </w:pPr>
-          <w:hyperlink w:anchor="_Toc202863678" w:history="1">
+          <w:hyperlink w:anchor="_Toc239686388" w:history="1">
             <w:r>
               <w:rPr>
                 <w:rStyle w:val="Hyperlink"/>
@@ -1142,7 +1142,7 @@
                 <w:noProof/>
                 <w:webHidden/>
               </w:rPr>
-              <w:instrText xml:space="preserve"> PAGEREF _Toc202863678 \h </w:instrText>
+              <w:instrText xml:space="preserve"> PAGEREF _Toc239686388 \h </w:instrText>
             </w:r>
             <w:r>
               <w:rPr>
@@ -1188,7 +1188,7 @@
               <w14:ligatures w14:val="standardContextual"/>
             </w:rPr>
           </w:pPr>
-          <w:hyperlink w:anchor="_Toc202863679" w:history="1">
+          <w:hyperlink w:anchor="_Toc239686389" w:history="1">
             <w:r>
               <w:rPr>
                 <w:rStyle w:val="Hyperlink"/>
@@ -1216,7 +1216,7 @@
                 <w:noProof/>
                 <w:webHidden/>
               </w:rPr>
-              <w:instrText xml:space="preserve"> PAGEREF _Toc202863679 \h </w:instrText>
+              <w:instrText xml:space="preserve"> PAGEREF _Toc239686389 \h </w:instrText>
             </w:r>
             <w:r>
               <w:rPr>
@@ -1262,7 +1262,7 @@
               <w14:ligatures w14:val="standardContextual"/>
             </w:rPr>
           </w:pPr>
-          <w:hyperlink w:anchor="_Toc202863680" w:history="1">
+          <w:hyperlink w:anchor="_Toc239686390" w:history="1">
             <w:r>
               <w:rPr>
                 <w:rStyle w:val="Hyperlink"/>
@@ -1290,7 +1290,7 @@
                 <w:noProof/>
                 <w:webHidden/>
               </w:rPr>
-              <w:instrText xml:space="preserve"> PAGEREF _Toc202863680 \h </w:instrText>
+              <w:instrText xml:space="preserve"> PAGEREF _Toc239686390 \h </w:instrText>
             </w:r>
             <w:r>
               <w:rPr>
@@ -1336,14 +1336,14 @@
               <w14:ligatures w14:val="standardContextual"/>
             </w:rPr>
           </w:pPr>
-          <w:hyperlink w:anchor="_Toc202863681" w:history="1">
+          <w:hyperlink w:anchor="_Toc239686391" w:history="1">
             <w:r>
               <w:rPr>
                 <w:rStyle w:val="Hyperlink"/>
                 <w:rFonts w:ascii="Times New Roman" w:hAnsi="Times New Roman" w:cs="Times New Roman"/>
                 <w:noProof/>
               </w:rPr>
-              <w:t>Procedure for bring up a stand-alone TM4C123, including JTAG Connection</w:t>
+              <w:t>Procedure for bring up a stand-alone MSPM0, including XDS110 Connection</w:t>
             </w:r>
             <w:r>
               <w:rPr>
@@ -1364,7 +1364,7 @@
                 <w:noProof/>
                 <w:webHidden/>
               </w:rPr>
-              <w:instrText xml:space="preserve"> PAGEREF _Toc202863681 \h </w:instrText>
+              <w:instrText xml:space="preserve"> PAGEREF _Toc239686391 \h </w:instrText>
             </w:r>
             <w:r>
               <w:rPr>
@@ -1443,7 +1443,7 @@
         </w:rPr>
       </w:pPr>
       <w:bookmarkStart w:id="1" w:name="_Toc1895099844"/>
-      <w:bookmarkStart w:id="2" w:name="_Toc202863666"/>
+      <w:bookmarkStart w:id="2" w:name="_Toc239686376"/>
       <w:r>
         <w:rPr>
           <w:rFonts w:ascii="Times New Roman" w:hAnsi="Times New Roman" w:cs="Times New Roman"/>
@@ -1489,7 +1489,7 @@
         </w:rPr>
       </w:pPr>
       <w:bookmarkStart w:id="3" w:name="_Toc1442963024"/>
-      <w:bookmarkStart w:id="4" w:name="_Toc202863667"/>
+      <w:bookmarkStart w:id="4" w:name="_Toc239686377"/>
       <w:r>
         <w:rPr>
           <w:rFonts w:ascii="Times New Roman" w:hAnsi="Times New Roman" w:cs="Times New Roman"/>
@@ -1524,7 +1524,7 @@
           <w:rFonts w:ascii="Times New Roman" w:eastAsia="Calibri Light" w:hAnsi="Times New Roman" w:cs="Times New Roman"/>
         </w:rPr>
       </w:pPr>
-      <w:bookmarkStart w:id="5" w:name="_Toc202863668"/>
+      <w:bookmarkStart w:id="5" w:name="_Toc239686378"/>
       <w:r>
         <w:rPr>
           <w:rFonts w:ascii="Times New Roman" w:eastAsia="Calibri Light" w:hAnsi="Times New Roman" w:cs="Times New Roman"/>
@@ -1587,7 +1587,7 @@
           <w:rFonts w:ascii="Times New Roman" w:eastAsia="Calibri Light" w:hAnsi="Times New Roman" w:cs="Times New Roman"/>
         </w:rPr>
       </w:pPr>
-      <w:bookmarkStart w:id="6" w:name="_Toc202863669"/>
+      <w:bookmarkStart w:id="6" w:name="_Toc239686379"/>
       <w:r>
         <w:rPr>
           <w:rFonts w:ascii="Times New Roman" w:eastAsia="Calibri Light" w:hAnsi="Times New Roman" w:cs="Times New Roman"/>
@@ -1619,7 +1619,7 @@
         </w:rPr>
       </w:pPr>
       <w:bookmarkStart w:id="7" w:name="_Toc296125329"/>
-      <w:bookmarkStart w:id="8" w:name="_Toc202863670"/>
+      <w:bookmarkStart w:id="8" w:name="_Toc239686380"/>
       <w:r>
         <w:rPr>
           <w:rFonts w:ascii="Times New Roman" w:hAnsi="Times New Roman" w:cs="Times New Roman"/>
@@ -1740,7 +1740,7 @@
         </w:rPr>
       </w:pPr>
       <w:bookmarkStart w:id="9" w:name="_Toc120423229"/>
-      <w:bookmarkStart w:id="10" w:name="_Toc202863671"/>
+      <w:bookmarkStart w:id="10" w:name="_Toc239686381"/>
       <w:r>
         <w:rPr>
           <w:rFonts w:ascii="Times New Roman" w:hAnsi="Times New Roman" w:cs="Times New Roman"/>
@@ -1886,7 +1886,7 @@
         </w:rPr>
       </w:pPr>
       <w:bookmarkStart w:id="11" w:name="_Toc531647478"/>
-      <w:bookmarkStart w:id="12" w:name="_Toc202863672"/>
+      <w:bookmarkStart w:id="12" w:name="_Toc239686382"/>
       <w:r>
         <w:rPr>
           <w:rFonts w:ascii="Times New Roman" w:hAnsi="Times New Roman" w:cs="Times New Roman"/>
@@ -2618,7 +2618,7 @@
           <w:rFonts w:ascii="Times New Roman" w:hAnsi="Times New Roman" w:cs="Times New Roman"/>
         </w:rPr>
       </w:pPr>
-      <w:bookmarkStart w:id="15" w:name="_Toc202863673"/>
+      <w:bookmarkStart w:id="15" w:name="_Toc239686383"/>
       <w:r>
         <w:rPr>
           <w:rFonts w:ascii="Times New Roman" w:hAnsi="Times New Roman" w:cs="Times New Roman"/>
@@ -2662,7 +2662,7 @@
         </w:rPr>
       </w:pPr>
       <w:bookmarkStart w:id="16" w:name="_Toc780818015"/>
-      <w:bookmarkStart w:id="17" w:name="_Toc202863674"/>
+      <w:bookmarkStart w:id="17" w:name="_Toc239686384"/>
       <w:r>
         <w:rPr>
           <w:rFonts w:ascii="Times New Roman" w:hAnsi="Times New Roman" w:cs="Times New Roman"/>
@@ -2683,9 +2683,9 @@
       </w:pPr>
       <w:bookmarkStart w:id="18" w:name="_Toc160494437"/>
       <w:bookmarkStart w:id="19" w:name="_Toc160494964"/>
-      <w:bookmarkStart w:id="20" w:name="_Toc202863675"/>
-      <w:bookmarkStart w:id="21" w:name="_Toc160494442"/>
-      <w:bookmarkStart w:id="22" w:name="_Toc160494968"/>
+      <w:bookmarkStart w:id="20" w:name="_Toc160494442"/>
+      <w:bookmarkStart w:id="21" w:name="_Toc160494968"/>
+      <w:bookmarkStart w:id="22" w:name="_Toc239686385"/>
       <w:r>
         <w:rPr>
           <w:rFonts w:ascii="Times New Roman" w:eastAsia="Calibri Light" w:hAnsi="Times New Roman" w:cs="Times New Roman"/>
@@ -2704,7 +2704,7 @@
         </w:rPr>
         <w:t>1</w:t>
       </w:r>
-      <w:bookmarkEnd w:id="20"/>
+      <w:bookmarkEnd w:id="22"/>
     </w:p>
     <w:p>
       <w:pPr>
@@ -2751,7 +2751,7 @@
         </w:rPr>
       </w:pPr>
       <w:bookmarkStart w:id="25" w:name="_Toc160494966"/>
-      <w:bookmarkStart w:id="26" w:name="_Toc202863676"/>
+      <w:bookmarkStart w:id="26" w:name="_Toc239686386"/>
       <w:r>
         <w:rPr>
           <w:rFonts w:ascii="Times New Roman" w:eastAsia="Calibri Light" w:hAnsi="Times New Roman" w:cs="Times New Roman"/>
@@ -2817,7 +2817,7 @@
           <w:szCs w:val="25"/>
         </w:rPr>
       </w:pPr>
-      <w:bookmarkStart w:id="27" w:name="_Toc202863677"/>
+      <w:bookmarkStart w:id="27" w:name="_Toc239686387"/>
       <w:r>
         <w:rPr>
           <w:rFonts w:ascii="Times New Roman" w:eastAsia="Calibri Light" w:hAnsi="Times New Roman" w:cs="Times New Roman"/>
@@ -2886,7 +2886,7 @@
           <w:szCs w:val="25"/>
         </w:rPr>
       </w:pPr>
-      <w:bookmarkStart w:id="28" w:name="_Toc202863678"/>
+      <w:bookmarkStart w:id="28" w:name="_Toc239686388"/>
       <w:r>
         <w:rPr>
           <w:rFonts w:ascii="Times New Roman" w:eastAsia="Calibri Light" w:hAnsi="Times New Roman" w:cs="Times New Roman"/>
@@ -2939,7 +2939,7 @@
           <w:szCs w:val="25"/>
         </w:rPr>
       </w:pPr>
-      <w:bookmarkStart w:id="30" w:name="_Toc202863679"/>
+      <w:bookmarkStart w:id="30" w:name="_Toc239686389"/>
       <w:r>
         <w:rPr>
           <w:rFonts w:ascii="Times New Roman" w:eastAsia="Calibri Light" w:hAnsi="Times New Roman" w:cs="Times New Roman"/>
@@ -2956,8 +2956,8 @@
         </w:rPr>
         <w:t>5</w:t>
       </w:r>
+      <w:bookmarkEnd w:id="20"/>
       <w:bookmarkEnd w:id="21"/>
-      <w:bookmarkEnd w:id="22"/>
       <w:bookmarkEnd w:id="30"/>
     </w:p>
     <w:p>
@@ -3233,7 +3233,7 @@
           <w:rFonts w:ascii="Times New Roman" w:eastAsia="Calibri Light" w:hAnsi="Times New Roman" w:cs="Times New Roman"/>
         </w:rPr>
       </w:pPr>
-      <w:bookmarkStart w:id="31" w:name="_Toc202863680"/>
+      <w:bookmarkStart w:id="31" w:name="_Toc239686390"/>
       <w:r>
         <w:rPr>
           <w:rFonts w:ascii="Times New Roman" w:eastAsia="Calibri Light" w:hAnsi="Times New Roman" w:cs="Times New Roman"/>
@@ -3358,12 +3358,50 @@
           <w:rFonts w:ascii="Times New Roman" w:hAnsi="Times New Roman" w:cs="Times New Roman"/>
         </w:rPr>
       </w:pPr>
-      <w:bookmarkStart w:id="32" w:name="_Toc202863681"/>
-      <w:r>
-        <w:rPr>
-          <w:rFonts w:ascii="Times New Roman" w:hAnsi="Times New Roman" w:cs="Times New Roman"/>
-        </w:rPr>
-        <w:t>Procedure for bring up a stand-alone TM4C123, including JTAG Connection</w:t>
+      <w:bookmarkStart w:id="32" w:name="_Toc239686391"/>
+      <w:r>
+        <w:rPr>
+          <w:rFonts w:ascii="Times New Roman" w:hAnsi="Times New Roman" w:cs="Times New Roman"/>
+        </w:rPr>
+        <w:t xml:space="preserve">Procedure for </w:t>
+      </w:r>
+      <w:proofErr w:type="gramStart"/>
+      <w:r>
+        <w:rPr>
+          <w:rFonts w:ascii="Times New Roman" w:hAnsi="Times New Roman" w:cs="Times New Roman"/>
+        </w:rPr>
+        <w:t>bring</w:t>
+      </w:r>
+      <w:proofErr w:type="gramEnd"/>
+      <w:r>
+        <w:rPr>
+          <w:rFonts w:ascii="Times New Roman" w:hAnsi="Times New Roman" w:cs="Times New Roman"/>
+        </w:rPr>
+        <w:t xml:space="preserve"> up a stand-alone </w:t>
+      </w:r>
+      <w:r>
+        <w:rPr>
+          <w:rFonts w:ascii="Times New Roman" w:hAnsi="Times New Roman" w:cs="Times New Roman"/>
+        </w:rPr>
+        <w:t>MSPM0</w:t>
+      </w:r>
+      <w:r>
+        <w:rPr>
+          <w:rFonts w:ascii="Times New Roman" w:hAnsi="Times New Roman" w:cs="Times New Roman"/>
+        </w:rPr>
+        <w:t xml:space="preserve">, including </w:t>
+      </w:r>
+      <w:r>
+        <w:rPr>
+          <w:rFonts w:ascii="Times New Roman" w:hAnsi="Times New Roman" w:cs="Times New Roman"/>
+        </w:rPr>
+        <w:t>XDS110</w:t>
+      </w:r>
+      <w:r>
+        <w:rPr>
+          <w:rFonts w:ascii="Times New Roman" w:hAnsi="Times New Roman" w:cs="Times New Roman"/>
+        </w:rPr>
+        <w:t xml:space="preserve"> Connection</w:t>
       </w:r>
       <w:bookmarkEnd w:id="32"/>
     </w:p>
@@ -3377,21 +3415,13 @@
         <w:rPr>
           <w:rFonts w:ascii="Times New Roman" w:hAnsi="Times New Roman" w:cs="Times New Roman"/>
         </w:rPr>
-        <w:t xml:space="preserve">See the </w:t>
-      </w:r>
-      <w:r>
-        <w:rPr>
-          <w:rFonts w:ascii="Times New Roman" w:hAnsi="Times New Roman" w:cs="Times New Roman"/>
-          <w:b/>
-          <w:bCs/>
-        </w:rPr>
-        <w:t>Using TM4C12x Devices Over JTAG Interface</w:t>
-      </w:r>
-      <w:r>
-        <w:rPr>
-          <w:rFonts w:ascii="Times New Roman" w:hAnsi="Times New Roman" w:cs="Times New Roman"/>
-        </w:rPr>
-        <w:t xml:space="preserve"> document in the resources folder of the GH classroom repo.</w:t>
+        <w:t>Follow these steps carefully</w:t>
+      </w:r>
+      <w:r>
+        <w:rPr>
+          <w:rFonts w:ascii="Times New Roman" w:hAnsi="Times New Roman" w:cs="Times New Roman"/>
+        </w:rPr>
+        <w:t>.</w:t>
       </w:r>
     </w:p>
     <w:p>
@@ -3409,19 +3439,75 @@
         <w:rPr>
           <w:rFonts w:ascii="Times New Roman" w:hAnsi="Times New Roman" w:cs="Times New Roman"/>
         </w:rPr>
-        <w:t xml:space="preserve">Before you start, verify there are no shorts between +3.3V power, ground, battery input, or 5V power line. Solder the TM4C123 first. Clean the TM4C123 pads with isopropyl alcohol. Align the TM4C123 on the board.  Apply solder flux to the pin. Align the TM4C123 on the board again.  Gently touch the solder iron then the solder to the pin. You use VERY little solder. Solder one pin and show it to a TA/professor or Mark Innmon. Align the TM4C123 on the board.  This is critical. Solder a second pin and again have someone check it. Then solder the rest of the </w:t>
-      </w:r>
-      <w:r>
-        <w:rPr>
-          <w:rFonts w:ascii="Times New Roman" w:hAnsi="Times New Roman" w:cs="Times New Roman"/>
-        </w:rPr>
-        <w:t>64</w:t>
-      </w:r>
-      <w:r>
-        <w:rPr>
-          <w:rFonts w:ascii="Times New Roman" w:hAnsi="Times New Roman" w:cs="Times New Roman"/>
-        </w:rPr>
-        <w:t xml:space="preserve"> pins. Clean solder-bridges with solder-removal braid.</w:t>
+        <w:t xml:space="preserve">Before you start, verify there are no shorts between +3.3V power, ground, battery input, or 5V power line. </w:t>
+      </w:r>
+      <w:r>
+        <w:rPr>
+          <w:rFonts w:ascii="Times New Roman" w:hAnsi="Times New Roman" w:cs="Times New Roman"/>
+        </w:rPr>
+        <w:t xml:space="preserve">Solder the power connectors and regulators first. </w:t>
+      </w:r>
+      <w:r>
+        <w:rPr>
+          <w:rFonts w:ascii="Times New Roman" w:hAnsi="Times New Roman" w:cs="Times New Roman"/>
+        </w:rPr>
+        <w:t xml:space="preserve">Before soldering the 3.3V regulator, please </w:t>
+      </w:r>
+      <w:proofErr w:type="gramStart"/>
+      <w:r>
+        <w:rPr>
+          <w:rFonts w:ascii="Times New Roman" w:hAnsi="Times New Roman" w:cs="Times New Roman"/>
+        </w:rPr>
+        <w:t>put</w:t>
+      </w:r>
+      <w:proofErr w:type="gramEnd"/>
+      <w:r>
+        <w:rPr>
+          <w:rFonts w:ascii="Times New Roman" w:hAnsi="Times New Roman" w:cs="Times New Roman"/>
+        </w:rPr>
+        <w:t xml:space="preserve"> together and test your regulator circuit(s) to verify you have connected the power rails correctly. Now proceed to solder the regulator </w:t>
+      </w:r>
+      <w:r>
+        <w:rPr>
+          <w:rFonts w:ascii="Times New Roman" w:hAnsi="Times New Roman" w:cs="Times New Roman"/>
+        </w:rPr>
+        <w:t>and two caps</w:t>
+      </w:r>
+      <w:r>
+        <w:rPr>
+          <w:rFonts w:ascii="Times New Roman" w:hAnsi="Times New Roman" w:cs="Times New Roman"/>
+        </w:rPr>
+        <w:t xml:space="preserve"> to the PCB from your breadboard (everything you need to create 3.3V power). </w:t>
+      </w:r>
+      <w:r>
+        <w:rPr>
+          <w:rFonts w:ascii="Times New Roman" w:hAnsi="Times New Roman" w:cs="Times New Roman"/>
+        </w:rPr>
+        <w:t>Place tantalums in polarized direction</w:t>
+      </w:r>
+      <w:r>
+        <w:rPr>
+          <w:rFonts w:ascii="Times New Roman" w:hAnsi="Times New Roman" w:cs="Times New Roman"/>
+        </w:rPr>
+        <w:t xml:space="preserve">. </w:t>
+      </w:r>
+      <w:r>
+        <w:rPr>
+          <w:rFonts w:ascii="Times New Roman" w:hAnsi="Times New Roman" w:cs="Times New Roman"/>
+        </w:rPr>
+        <w:t>Include 3.3V and ground test</w:t>
+      </w:r>
+      <w:r>
+        <w:rPr>
+          <w:rFonts w:ascii="Times New Roman" w:hAnsi="Times New Roman" w:cs="Times New Roman"/>
+        </w:rPr>
+        <w:t xml:space="preserve"> </w:t>
+      </w:r>
+      <w:r>
+        <w:rPr>
+          <w:rFonts w:ascii="Times New Roman" w:hAnsi="Times New Roman" w:cs="Times New Roman"/>
+        </w:rPr>
+        <w:t>points.</w:t>
       </w:r>
     </w:p>
     <w:p>
@@ -3439,7 +3525,7 @@
         <w:rPr>
           <w:rFonts w:ascii="Times New Roman" w:hAnsi="Times New Roman" w:cs="Times New Roman"/>
         </w:rPr>
-        <w:t>Verify there are no shorts between +3.3V power, ground, battery input, or 5V power line. Check for shorts between adjacent pins on the processor. Use thin wire (28 or 30 gauge) to touch the ohmmeter probes to processor pins. If you can see excessive solder between pins, remove it with solder wick. If adjacent pins are connected but you see no excessive solder, very gently cut between processor pins with a sharp knife.</w:t>
+        <w:t>Test the power. Connect voltmeter(s) to the regulated power line(s) 3.3V and 5V if present. Use a bench supply and limit the input current to 50 mA. Apply power to your board (remove power immediately if not 3.3V).</w:t>
       </w:r>
     </w:p>
     <w:p>
@@ -3457,20 +3543,139 @@
         <w:rPr>
           <w:rFonts w:ascii="Times New Roman" w:hAnsi="Times New Roman" w:cs="Times New Roman"/>
         </w:rPr>
-        <w:t>Solder crystal and all caps around the processor. Make sure crystal caps are 10 pF ceramic C0G. Place tantalums in polarized direction, and double check all values. For example, ceramic 104 means 10*10</w:t>
-      </w:r>
-      <w:r>
-        <w:rPr>
-          <w:rFonts w:ascii="Times New Roman" w:hAnsi="Times New Roman" w:cs="Times New Roman"/>
-          <w:vertAlign w:val="superscript"/>
-        </w:rPr>
-        <w:t>4</w:t>
-      </w:r>
-      <w:r>
-        <w:rPr>
-          <w:rFonts w:ascii="Times New Roman" w:hAnsi="Times New Roman" w:cs="Times New Roman"/>
-        </w:rPr>
-        <w:t>pF= 0.1uF.  Verify there are no shorts between +3.3V power, ground, battery input, or 5V power line.</w:t>
+        <w:t xml:space="preserve">Clean the </w:t>
+      </w:r>
+      <w:r>
+        <w:rPr>
+          <w:rFonts w:ascii="Times New Roman" w:hAnsi="Times New Roman" w:cs="Times New Roman"/>
+        </w:rPr>
+        <w:t>MSPM0</w:t>
+      </w:r>
+      <w:r>
+        <w:rPr>
+          <w:rFonts w:ascii="Times New Roman" w:hAnsi="Times New Roman" w:cs="Times New Roman"/>
+        </w:rPr>
+        <w:t xml:space="preserve"> pads with isopropyl alcohol. </w:t>
+      </w:r>
+      <w:r>
+        <w:rPr>
+          <w:rFonts w:ascii="Times New Roman" w:hAnsi="Times New Roman" w:cs="Times New Roman"/>
+        </w:rPr>
+        <w:t xml:space="preserve">Align the </w:t>
+      </w:r>
+      <w:r>
+        <w:rPr>
+          <w:rFonts w:ascii="Times New Roman" w:hAnsi="Times New Roman" w:cs="Times New Roman"/>
+        </w:rPr>
+        <w:t>MSPM0</w:t>
+      </w:r>
+      <w:r>
+        <w:rPr>
+          <w:rFonts w:ascii="Times New Roman" w:hAnsi="Times New Roman" w:cs="Times New Roman"/>
+        </w:rPr>
+        <w:t xml:space="preserve"> on the board.  Apply solder flux to the pin. Align the </w:t>
+      </w:r>
+      <w:r>
+        <w:rPr>
+          <w:rFonts w:ascii="Times New Roman" w:hAnsi="Times New Roman" w:cs="Times New Roman"/>
+        </w:rPr>
+        <w:t>MSPM0</w:t>
+      </w:r>
+      <w:r>
+        <w:rPr>
+          <w:rFonts w:ascii="Times New Roman" w:hAnsi="Times New Roman" w:cs="Times New Roman"/>
+        </w:rPr>
+        <w:t xml:space="preserve"> </w:t>
+      </w:r>
+      <w:r>
+        <w:rPr>
+          <w:rFonts w:ascii="Times New Roman" w:hAnsi="Times New Roman" w:cs="Times New Roman"/>
+        </w:rPr>
+        <w:t xml:space="preserve">on the board again.  Gently touch the solder iron then the solder </w:t>
+      </w:r>
+      <w:r>
+        <w:rPr>
+          <w:rFonts w:ascii="Times New Roman" w:hAnsi="Times New Roman" w:cs="Times New Roman"/>
+        </w:rPr>
+        <w:t>ONE</w:t>
+      </w:r>
+      <w:r>
+        <w:rPr>
+          <w:rFonts w:ascii="Times New Roman" w:hAnsi="Times New Roman" w:cs="Times New Roman"/>
+        </w:rPr>
+        <w:t xml:space="preserve"> pin. You use VERY little solder. Align the </w:t>
+      </w:r>
+      <w:r>
+        <w:rPr>
+          <w:rFonts w:ascii="Times New Roman" w:hAnsi="Times New Roman" w:cs="Times New Roman"/>
+        </w:rPr>
+        <w:t>MSPM0</w:t>
+      </w:r>
+      <w:r>
+        <w:rPr>
+          <w:rFonts w:ascii="Times New Roman" w:hAnsi="Times New Roman" w:cs="Times New Roman"/>
+        </w:rPr>
+        <w:t xml:space="preserve"> </w:t>
+      </w:r>
+      <w:r>
+        <w:rPr>
+          <w:rFonts w:ascii="Times New Roman" w:hAnsi="Times New Roman" w:cs="Times New Roman"/>
+        </w:rPr>
+        <w:t>on the board</w:t>
+      </w:r>
+      <w:r>
+        <w:rPr>
+          <w:rFonts w:ascii="Times New Roman" w:hAnsi="Times New Roman" w:cs="Times New Roman"/>
+        </w:rPr>
+        <w:t xml:space="preserve"> by reflowing the solder on the ONE pin</w:t>
+      </w:r>
+      <w:r>
+        <w:rPr>
+          <w:rFonts w:ascii="Times New Roman" w:hAnsi="Times New Roman" w:cs="Times New Roman"/>
+        </w:rPr>
+        <w:t xml:space="preserve">.  </w:t>
+      </w:r>
+      <w:r>
+        <w:rPr>
+          <w:rFonts w:ascii="Times New Roman" w:hAnsi="Times New Roman" w:cs="Times New Roman"/>
+        </w:rPr>
+        <w:t>S</w:t>
+      </w:r>
+      <w:r>
+        <w:rPr>
+          <w:rFonts w:ascii="Times New Roman" w:hAnsi="Times New Roman" w:cs="Times New Roman"/>
+        </w:rPr>
+        <w:t xml:space="preserve">how it to a TA/professor or </w:t>
+      </w:r>
+      <w:r>
+        <w:rPr>
+          <w:rFonts w:ascii="Times New Roman" w:hAnsi="Times New Roman" w:cs="Times New Roman"/>
+        </w:rPr>
+        <w:t>Dan Book</w:t>
+      </w:r>
+      <w:r>
+        <w:rPr>
+          <w:rFonts w:ascii="Times New Roman" w:hAnsi="Times New Roman" w:cs="Times New Roman"/>
+        </w:rPr>
+        <w:t xml:space="preserve">. </w:t>
+      </w:r>
+      <w:r>
+        <w:rPr>
+          <w:rFonts w:ascii="Times New Roman" w:hAnsi="Times New Roman" w:cs="Times New Roman"/>
+        </w:rPr>
+        <w:t xml:space="preserve">This is critical. Solder a second pin and again have someone check it. Then solder the rest of the </w:t>
+      </w:r>
+      <w:r>
+        <w:rPr>
+          <w:rFonts w:ascii="Times New Roman" w:hAnsi="Times New Roman" w:cs="Times New Roman"/>
+        </w:rPr>
+        <w:t>32</w:t>
+      </w:r>
+      <w:r>
+        <w:rPr>
+          <w:rFonts w:ascii="Times New Roman" w:hAnsi="Times New Roman" w:cs="Times New Roman"/>
+        </w:rPr>
+        <w:t xml:space="preserve"> pins. Clean solder-bridges with solder-removal braid.</w:t>
       </w:r>
     </w:p>
     <w:p>
@@ -3488,7 +3693,7 @@
         <w:rPr>
           <w:rFonts w:ascii="Times New Roman" w:hAnsi="Times New Roman" w:cs="Times New Roman"/>
         </w:rPr>
-        <w:t>Carefully mark on your board where JTAG pin 1 is. Solder the reset button, pull up, and JTAG connector. Verify there are no shorts between +3.3V power, ground, battery input, or 5V power line.</w:t>
+        <w:t>Verify there are no shorts between +3.3V power, ground, battery input, or 5V power line. Check for shorts between adjacent pins on the processor. Use thin wire (28 or 30 gauge) to touch the ohmmeter probes to processor pins. If you can see excessive solder between pins, remove it with solder wick. If adjacent pins are connected but you see no excessive solder, very gently cut between processor pins with a sharp knife.</w:t>
       </w:r>
     </w:p>
     <w:p>
@@ -3506,19 +3711,32 @@
         <w:rPr>
           <w:rFonts w:ascii="Times New Roman" w:hAnsi="Times New Roman" w:cs="Times New Roman"/>
         </w:rPr>
-        <w:t>Solder the 1 MΩ resistor attached to Wake, also solder your 3.3V and ground test points. Verify there are no shorts between +3.3V power, ground, battery input, or 5V power line. Before proceeding to the next step, please attach the bench power supply to the 3.3V power rails by connecting to the 3.3V and ground test points you should have. Please set the bench supply current limit to 100mA to ensure safe operation and prevent damage. Make sure to test with a multi-meter to get the polarity right to not damage the processor. You should be able to observe the 16 MHz periodic wave on both crystal pins</w:t>
-      </w:r>
-      <w:r>
-        <w:rPr>
-          <w:rFonts w:ascii="Times New Roman" w:hAnsi="Times New Roman" w:cs="Times New Roman"/>
-        </w:rPr>
-        <w:t xml:space="preserve"> using an oscilloscope</w:t>
-      </w:r>
-      <w:r>
-        <w:rPr>
-          <w:rFonts w:ascii="Times New Roman" w:hAnsi="Times New Roman" w:cs="Times New Roman"/>
-        </w:rPr>
-        <w:t>.</w:t>
+        <w:t>Solder crystal and all caps around the processor. Make sure crystal caps are 10 pF ceramic C0G</w:t>
+      </w:r>
+      <w:r>
+        <w:rPr>
+          <w:rFonts w:ascii="Times New Roman" w:hAnsi="Times New Roman" w:cs="Times New Roman"/>
+        </w:rPr>
+        <w:t>,</w:t>
+      </w:r>
+      <w:r>
+        <w:rPr>
+          <w:rFonts w:ascii="Times New Roman" w:hAnsi="Times New Roman" w:cs="Times New Roman"/>
+        </w:rPr>
+        <w:t xml:space="preserve"> and double check all values. For example, ceramic 104 means 10*10</w:t>
+      </w:r>
+      <w:r>
+        <w:rPr>
+          <w:rFonts w:ascii="Times New Roman" w:hAnsi="Times New Roman" w:cs="Times New Roman"/>
+          <w:vertAlign w:val="superscript"/>
+        </w:rPr>
+        <w:t>4</w:t>
+      </w:r>
+      <w:r>
+        <w:rPr>
+          <w:rFonts w:ascii="Times New Roman" w:hAnsi="Times New Roman" w:cs="Times New Roman"/>
+        </w:rPr>
+        <w:t>pF= 0.1uF.  Verify there are no shorts between +3.3V power, ground, battery input, or 5V power line.</w:t>
       </w:r>
     </w:p>
     <w:p>
@@ -3536,19 +3754,37 @@
         <w:rPr>
           <w:rFonts w:ascii="Times New Roman" w:hAnsi="Times New Roman" w:cs="Times New Roman"/>
         </w:rPr>
-        <w:t>Before soldering the 3.3V regulator, please put together and test your regulator circuit(s) to verify you have connected the power rails correctly. Now proceed to soldering the regulator by attaching the caps regulator to the PCB from your breadboard (everything you need to create 3.3V power). Include 3.3V and ground test</w:t>
-      </w:r>
-      <w:r>
-        <w:rPr>
-          <w:rFonts w:ascii="Times New Roman" w:hAnsi="Times New Roman" w:cs="Times New Roman"/>
-        </w:rPr>
-        <w:t xml:space="preserve"> </w:t>
-      </w:r>
-      <w:r>
-        <w:rPr>
-          <w:rFonts w:ascii="Times New Roman" w:hAnsi="Times New Roman" w:cs="Times New Roman"/>
-        </w:rPr>
-        <w:t xml:space="preserve">points. Essentially, in steps 3–6, you will need to solder all the parts included in the Lab 6 starter SCH except the LCD. As part of the procedure, you will solder the rest.  Verify there are no shorts between +3.3V power, ground, battery input, or 5V power line. </w:t>
+        <w:t xml:space="preserve">Solder the debug connector, </w:t>
+      </w:r>
+      <w:r>
+        <w:rPr>
+          <w:rFonts w:ascii="Times New Roman" w:hAnsi="Times New Roman" w:cs="Times New Roman"/>
+        </w:rPr>
+        <w:t xml:space="preserve">reset button, </w:t>
+      </w:r>
+      <w:r>
+        <w:rPr>
+          <w:rFonts w:ascii="Times New Roman" w:hAnsi="Times New Roman" w:cs="Times New Roman"/>
+        </w:rPr>
+        <w:t xml:space="preserve">and </w:t>
+      </w:r>
+      <w:r>
+        <w:rPr>
+          <w:rFonts w:ascii="Times New Roman" w:hAnsi="Times New Roman" w:cs="Times New Roman"/>
+        </w:rPr>
+        <w:t>pull up</w:t>
+      </w:r>
+      <w:r>
+        <w:rPr>
+          <w:rFonts w:ascii="Times New Roman" w:hAnsi="Times New Roman" w:cs="Times New Roman"/>
+        </w:rPr>
+        <w:t>. Resistor pulldown on PA2 is needed only if you are running without a crystal</w:t>
+      </w:r>
+      <w:r>
+        <w:rPr>
+          <w:rFonts w:ascii="Times New Roman" w:hAnsi="Times New Roman" w:cs="Times New Roman"/>
+        </w:rPr>
+        <w:t>. Verify there are no shorts between +3.3V power, ground, battery input, or 5V power line.</w:t>
       </w:r>
     </w:p>
     <w:p>
@@ -3566,38 +3802,49 @@
         <w:rPr>
           <w:rFonts w:ascii="Times New Roman" w:hAnsi="Times New Roman" w:cs="Times New Roman"/>
         </w:rPr>
-        <w:t xml:space="preserve">Test the power and crystal. Connect voltmeter(s) to the regulated power line(s) 3.3V and 5V if present. Use a bench supply and limit the input current to 50 mA. Apply </w:t>
-      </w:r>
-      <w:r>
-        <w:rPr>
-          <w:rFonts w:ascii="Times New Roman" w:hAnsi="Times New Roman" w:cs="Times New Roman"/>
-        </w:rPr>
-        <w:t>power to</w:t>
-      </w:r>
-      <w:r>
-        <w:rPr>
-          <w:rFonts w:ascii="Times New Roman" w:hAnsi="Times New Roman" w:cs="Times New Roman"/>
-        </w:rPr>
-        <w:t xml:space="preserve"> your TM4C123 board (remove power immediately if not 3.3V). Record the current required to run just the </w:t>
-      </w:r>
-      <w:r>
-        <w:rPr>
-          <w:rFonts w:ascii="Times New Roman" w:hAnsi="Times New Roman" w:cs="Times New Roman"/>
-        </w:rPr>
-        <w:lastRenderedPageBreak/>
-        <w:t>processor. When powered, you should be able to see 16 MHz oscillations on both sides of the crystal</w:t>
-      </w:r>
-      <w:r>
-        <w:rPr>
-          <w:rFonts w:ascii="Times New Roman" w:hAnsi="Times New Roman" w:cs="Times New Roman"/>
-        </w:rPr>
-        <w:t xml:space="preserve"> using an oscilloscope</w:t>
-      </w:r>
-      <w:r>
-        <w:rPr>
-          <w:rFonts w:ascii="Times New Roman" w:hAnsi="Times New Roman" w:cs="Times New Roman"/>
-        </w:rPr>
-        <w:t>.</w:t>
+        <w:t xml:space="preserve">Connect voltmeters to all battery and 3.3V power </w:t>
+      </w:r>
+      <w:r>
+        <w:rPr>
+          <w:rFonts w:ascii="Times New Roman" w:hAnsi="Times New Roman" w:cs="Times New Roman"/>
+        </w:rPr>
+        <w:t>signals</w:t>
+      </w:r>
+      <w:r>
+        <w:rPr>
+          <w:rFonts w:ascii="Times New Roman" w:hAnsi="Times New Roman" w:cs="Times New Roman"/>
+        </w:rPr>
+        <w:t>. Using a</w:t>
+      </w:r>
+      <w:r>
+        <w:rPr>
+          <w:rFonts w:ascii="Times New Roman" w:hAnsi="Times New Roman" w:cs="Times New Roman"/>
+        </w:rPr>
+        <w:t xml:space="preserve"> bench power</w:t>
+      </w:r>
+      <w:r>
+        <w:rPr>
+          <w:rFonts w:ascii="Times New Roman" w:hAnsi="Times New Roman" w:cs="Times New Roman"/>
+        </w:rPr>
+        <w:t xml:space="preserve"> supply,</w:t>
+      </w:r>
+      <w:r>
+        <w:rPr>
+          <w:rFonts w:ascii="Times New Roman" w:hAnsi="Times New Roman" w:cs="Times New Roman"/>
+        </w:rPr>
+        <w:t xml:space="preserve"> set the bench supply current limit to 100mA to ensure safe operation and prevent damage. Make sure to test with a multi-meter to get the polarity right to not damage the processor. </w:t>
+      </w:r>
+      <w:r>
+        <w:rPr>
+          <w:rFonts w:ascii="Times New Roman" w:hAnsi="Times New Roman" w:cs="Times New Roman"/>
+        </w:rPr>
+        <w:t>The current should be 40 to 80mA.</w:t>
+      </w:r>
+      <w:r>
+        <w:rPr>
+          <w:rFonts w:ascii="Times New Roman" w:hAnsi="Times New Roman" w:cs="Times New Roman"/>
+        </w:rPr>
+        <w:t xml:space="preserve"> Turn it off immediately if the voltages are not correct or if the current is above 100 mA.</w:t>
       </w:r>
     </w:p>
     <w:p>
@@ -3615,143 +3862,831 @@
         <w:rPr>
           <w:rFonts w:ascii="Times New Roman" w:hAnsi="Times New Roman" w:cs="Times New Roman"/>
         </w:rPr>
-        <w:t>Test it with the Flash programmer</w:t>
-      </w:r>
-    </w:p>
-    <w:p>
-      <w:pPr>
-        <w:pStyle w:val="ListParagraph"/>
-        <w:numPr>
-          <w:ilvl w:val="1"/>
-          <w:numId w:val="1"/>
-        </w:numPr>
-        <w:rPr>
-          <w:rFonts w:ascii="Times New Roman" w:hAnsi="Times New Roman" w:cs="Times New Roman"/>
-        </w:rPr>
-      </w:pPr>
-      <w:hyperlink r:id="rId8">
-        <w:r>
-          <w:rPr>
-            <w:rStyle w:val="Hyperlink"/>
-            <w:rFonts w:ascii="Times New Roman" w:hAnsi="Times New Roman" w:cs="Times New Roman"/>
-          </w:rPr>
-          <w:t>http://users.ece.utexas.edu/~valvano/EE345L/Labs/Fall2011/Ifyoumessuptheboard.pdf</w:t>
-        </w:r>
-      </w:hyperlink>
-    </w:p>
-    <w:p>
-      <w:pPr>
-        <w:pStyle w:val="ListParagraph"/>
-        <w:numPr>
-          <w:ilvl w:val="1"/>
-          <w:numId w:val="1"/>
-        </w:numPr>
-        <w:rPr>
-          <w:rFonts w:ascii="Times New Roman" w:hAnsi="Times New Roman" w:cs="Times New Roman"/>
-        </w:rPr>
-      </w:pPr>
-      <w:r>
-        <w:rPr>
-          <w:rFonts w:ascii="Times New Roman" w:hAnsi="Times New Roman" w:cs="Times New Roman"/>
-        </w:rPr>
-        <w:t>Download, install, but do not run the Flash programmer yet.</w:t>
-      </w:r>
-    </w:p>
-    <w:p>
-      <w:pPr>
-        <w:pStyle w:val="ListParagraph"/>
-        <w:numPr>
-          <w:ilvl w:val="1"/>
-          <w:numId w:val="1"/>
-        </w:numPr>
-        <w:rPr>
-          <w:rFonts w:ascii="Times New Roman" w:hAnsi="Times New Roman" w:cs="Times New Roman"/>
-        </w:rPr>
-      </w:pPr>
-      <w:r>
-        <w:rPr>
-          <w:rFonts w:ascii="Times New Roman" w:hAnsi="Times New Roman" w:cs="Times New Roman"/>
-        </w:rPr>
-        <w:t>Connect the 5-pin JTAG cable from LaunchPad to your TM4C123 board (see “How to program the board”)</w:t>
-      </w:r>
-    </w:p>
-    <w:p>
-      <w:pPr>
-        <w:pStyle w:val="ListParagraph"/>
-        <w:numPr>
-          <w:ilvl w:val="1"/>
-          <w:numId w:val="1"/>
-        </w:numPr>
-        <w:rPr>
-          <w:rFonts w:ascii="Times New Roman" w:hAnsi="Times New Roman" w:cs="Times New Roman"/>
-        </w:rPr>
-      </w:pPr>
-      <w:r>
-        <w:rPr>
-          <w:rFonts w:ascii="Times New Roman" w:hAnsi="Times New Roman" w:cs="Times New Roman"/>
-        </w:rPr>
-        <w:t>Attach a voltmeter to 3.3V pin on your board</w:t>
-      </w:r>
-    </w:p>
-    <w:p>
-      <w:pPr>
-        <w:pStyle w:val="ListParagraph"/>
-        <w:numPr>
-          <w:ilvl w:val="1"/>
-          <w:numId w:val="1"/>
-        </w:numPr>
-        <w:rPr>
-          <w:rFonts w:ascii="Times New Roman" w:hAnsi="Times New Roman" w:cs="Times New Roman"/>
-        </w:rPr>
-      </w:pPr>
-      <w:r>
-        <w:rPr>
-          <w:rFonts w:ascii="Times New Roman" w:hAnsi="Times New Roman" w:cs="Times New Roman"/>
-        </w:rPr>
-        <w:t>Both the LaunchPad and your board must be independently and separately powered</w:t>
-      </w:r>
-      <w:r>
-        <w:rPr>
-          <w:rFonts w:ascii="Times New Roman" w:hAnsi="Times New Roman" w:cs="Times New Roman"/>
-        </w:rPr>
-        <w:t>, with grounds connected</w:t>
-      </w:r>
-      <w:r>
-        <w:rPr>
-          <w:rFonts w:ascii="Times New Roman" w:hAnsi="Times New Roman" w:cs="Times New Roman"/>
-        </w:rPr>
-        <w:t>. Apply power your LaunchPad board and apply power to your TM4C123 board (remove power immediately if not 3.3V)</w:t>
-      </w:r>
-    </w:p>
-    <w:p>
-      <w:pPr>
-        <w:pStyle w:val="ListParagraph"/>
-        <w:numPr>
-          <w:ilvl w:val="1"/>
-          <w:numId w:val="1"/>
-        </w:numPr>
-        <w:rPr>
-          <w:rFonts w:ascii="Times New Roman" w:hAnsi="Times New Roman" w:cs="Times New Roman"/>
-        </w:rPr>
-      </w:pPr>
-      <w:r>
-        <w:rPr>
-          <w:rFonts w:ascii="Times New Roman" w:hAnsi="Times New Roman" w:cs="Times New Roman"/>
-        </w:rPr>
-        <w:t xml:space="preserve">Run the Flash programmer as instructed in the pdf. If this flash procedure finishes without error, </w:t>
-      </w:r>
-      <w:r>
-        <w:rPr>
-          <w:rFonts w:ascii="Times New Roman" w:hAnsi="Times New Roman" w:cs="Times New Roman"/>
-        </w:rPr>
-        <w:t>then it</w:t>
-      </w:r>
-      <w:r>
-        <w:rPr>
-          <w:rFonts w:ascii="Times New Roman" w:hAnsi="Times New Roman" w:cs="Times New Roman"/>
-        </w:rPr>
-        <w:t xml:space="preserve"> means the TM4C123 is operational. If the flash procedure fails then there is a mistake in power, reset, crystal, or JTAG. The two most common reasons to fail are 1) the TM4C123 has no 3.3 power; and 2) the JTAG cable is backwards.</w:t>
-      </w:r>
+        <w:t>Remove power from both your target system and a</w:t>
+      </w:r>
+      <w:r>
+        <w:rPr>
+          <w:rFonts w:ascii="Times New Roman" w:hAnsi="Times New Roman" w:cs="Times New Roman"/>
+        </w:rPr>
+        <w:t>n</w:t>
+      </w:r>
+      <w:r>
+        <w:rPr>
+          <w:rFonts w:ascii="Times New Roman" w:hAnsi="Times New Roman" w:cs="Times New Roman"/>
+        </w:rPr>
+        <w:t xml:space="preserve"> MSPM0 LaunchPad. </w:t>
+      </w:r>
+      <w:r>
+        <w:rPr>
+          <w:rFonts w:ascii="Times New Roman" w:hAnsi="Times New Roman" w:cs="Times New Roman"/>
+        </w:rPr>
+        <w:t>Remove all 9 jumpers</w:t>
+      </w:r>
+      <w:r>
+        <w:rPr>
+          <w:rFonts w:ascii="Times New Roman" w:hAnsi="Times New Roman" w:cs="Times New Roman"/>
+        </w:rPr>
+        <w:t xml:space="preserve"> between the </w:t>
+      </w:r>
+      <w:r>
+        <w:rPr>
+          <w:rFonts w:ascii="Times New Roman" w:hAnsi="Times New Roman" w:cs="Times New Roman"/>
+        </w:rPr>
+        <w:t>XDS110 debugger</w:t>
+      </w:r>
+      <w:r>
+        <w:rPr>
+          <w:rFonts w:ascii="Times New Roman" w:hAnsi="Times New Roman" w:cs="Times New Roman"/>
+        </w:rPr>
+        <w:t xml:space="preserve"> and MSPM0 on the LaunchPad</w:t>
+      </w:r>
+      <w:r>
+        <w:rPr>
+          <w:rFonts w:ascii="Times New Roman" w:hAnsi="Times New Roman" w:cs="Times New Roman"/>
+        </w:rPr>
+        <w:t xml:space="preserve">. </w:t>
+      </w:r>
+      <w:r>
+        <w:rPr>
+          <w:rFonts w:ascii="Times New Roman" w:hAnsi="Times New Roman" w:cs="Times New Roman"/>
+        </w:rPr>
+        <w:t xml:space="preserve">Connect </w:t>
+      </w:r>
+      <w:r>
+        <w:rPr>
+          <w:rFonts w:ascii="Times New Roman" w:hAnsi="Times New Roman" w:cs="Times New Roman"/>
+        </w:rPr>
+        <w:t>these three signals between the XDS110 debugger and</w:t>
+      </w:r>
+      <w:r>
+        <w:rPr>
+          <w:rFonts w:ascii="Times New Roman" w:hAnsi="Times New Roman" w:cs="Times New Roman"/>
+        </w:rPr>
+        <w:t xml:space="preserve"> your target</w:t>
+      </w:r>
+      <w:r>
+        <w:rPr>
+          <w:rFonts w:ascii="Times New Roman" w:hAnsi="Times New Roman" w:cs="Times New Roman"/>
+        </w:rPr>
+        <w:t xml:space="preserve"> (</w:t>
+      </w:r>
+      <w:r>
+        <w:rPr>
+          <w:rFonts w:ascii="Times New Roman" w:hAnsi="Times New Roman" w:cs="Times New Roman"/>
+        </w:rPr>
+        <w:t>Do not connect 3.3V</w:t>
+      </w:r>
+      <w:r>
+        <w:rPr>
+          <w:rFonts w:ascii="Times New Roman" w:hAnsi="Times New Roman" w:cs="Times New Roman"/>
+        </w:rPr>
+        <w:t>)</w:t>
+      </w:r>
+    </w:p>
+    <w:p>
+      <w:pPr>
+        <w:pStyle w:val="NoSpacing"/>
+        <w:ind w:left="720" w:firstLine="720"/>
+        <w:rPr>
+          <w:rFonts w:ascii="Times New Roman" w:hAnsi="Times New Roman" w:cs="Times New Roman"/>
+        </w:rPr>
+      </w:pPr>
+      <w:r>
+        <w:rPr>
+          <w:rFonts w:ascii="Times New Roman" w:hAnsi="Times New Roman" w:cs="Times New Roman"/>
+        </w:rPr>
+        <w:t>GND</w:t>
+      </w:r>
+      <w:r>
+        <w:rPr>
+          <w:rFonts w:ascii="Times New Roman" w:hAnsi="Times New Roman" w:cs="Times New Roman"/>
+        </w:rPr>
+        <w:tab/>
+      </w:r>
+      <w:r>
+        <w:rPr>
+          <w:rFonts w:ascii="Times New Roman" w:hAnsi="Times New Roman" w:cs="Times New Roman"/>
+        </w:rPr>
+        <w:tab/>
+      </w:r>
+      <w:r>
+        <w:rPr>
+          <w:rFonts w:ascii="Times New Roman" w:hAnsi="Times New Roman" w:cs="Times New Roman"/>
+        </w:rPr>
+        <w:t>to</w:t>
+      </w:r>
+      <w:r>
+        <w:rPr>
+          <w:rFonts w:ascii="Times New Roman" w:hAnsi="Times New Roman" w:cs="Times New Roman"/>
+        </w:rPr>
+        <w:tab/>
+      </w:r>
+      <w:r>
+        <w:rPr>
+          <w:rFonts w:ascii="Times New Roman" w:hAnsi="Times New Roman" w:cs="Times New Roman"/>
+        </w:rPr>
+        <w:t>GND</w:t>
+      </w:r>
+    </w:p>
+    <w:p>
+      <w:pPr>
+        <w:pStyle w:val="NoSpacing"/>
+        <w:ind w:left="720" w:firstLine="720"/>
+        <w:rPr>
+          <w:rFonts w:ascii="Times New Roman" w:hAnsi="Times New Roman" w:cs="Times New Roman"/>
+        </w:rPr>
+      </w:pPr>
+      <w:r>
+        <w:rPr>
+          <w:rFonts w:ascii="Times New Roman" w:hAnsi="Times New Roman" w:cs="Times New Roman"/>
+        </w:rPr>
+        <w:t xml:space="preserve">SWCLK </w:t>
+      </w:r>
+      <w:r>
+        <w:rPr>
+          <w:rFonts w:ascii="Times New Roman" w:hAnsi="Times New Roman" w:cs="Times New Roman"/>
+        </w:rPr>
+        <w:tab/>
+      </w:r>
+      <w:r>
+        <w:rPr>
+          <w:rFonts w:ascii="Times New Roman" w:hAnsi="Times New Roman" w:cs="Times New Roman"/>
+        </w:rPr>
+        <w:t>to</w:t>
+      </w:r>
+      <w:r>
+        <w:rPr>
+          <w:rFonts w:ascii="Times New Roman" w:hAnsi="Times New Roman" w:cs="Times New Roman"/>
+        </w:rPr>
+        <w:tab/>
+      </w:r>
+      <w:r>
+        <w:rPr>
+          <w:rFonts w:ascii="Times New Roman" w:hAnsi="Times New Roman" w:cs="Times New Roman"/>
+        </w:rPr>
+        <w:t>SWCLK</w:t>
+      </w:r>
+    </w:p>
+    <w:p>
+      <w:pPr>
+        <w:pStyle w:val="NoSpacing"/>
+        <w:ind w:left="720" w:firstLine="720"/>
+        <w:rPr>
+          <w:rFonts w:ascii="Times New Roman" w:hAnsi="Times New Roman" w:cs="Times New Roman"/>
+        </w:rPr>
+      </w:pPr>
+      <w:r>
+        <w:rPr>
+          <w:rFonts w:ascii="Times New Roman" w:hAnsi="Times New Roman" w:cs="Times New Roman"/>
+        </w:rPr>
+        <w:t>SWDIO</w:t>
+      </w:r>
+      <w:r>
+        <w:rPr>
+          <w:rFonts w:ascii="Times New Roman" w:hAnsi="Times New Roman" w:cs="Times New Roman"/>
+        </w:rPr>
+        <w:tab/>
+      </w:r>
+      <w:r>
+        <w:rPr>
+          <w:rFonts w:ascii="Times New Roman" w:hAnsi="Times New Roman" w:cs="Times New Roman"/>
+        </w:rPr>
+        <w:t>to</w:t>
+      </w:r>
+      <w:r>
+        <w:rPr>
+          <w:rFonts w:ascii="Times New Roman" w:hAnsi="Times New Roman" w:cs="Times New Roman"/>
+        </w:rPr>
+        <w:tab/>
+      </w:r>
+      <w:r>
+        <w:rPr>
+          <w:rFonts w:ascii="Times New Roman" w:hAnsi="Times New Roman" w:cs="Times New Roman"/>
+        </w:rPr>
+        <w:t>SWDIO</w:t>
+      </w:r>
+    </w:p>
+    <w:p>
+      <w:pPr>
+        <w:pStyle w:val="NoSpacing"/>
+      </w:pPr>
+      <w:r>
+        <w:rPr>
+          <w:noProof/>
+        </w:rPr>
+        <w:lastRenderedPageBreak/>
+        <w:drawing>
+          <wp:inline distT="0" distB="0" distL="0" distR="0" wp14:anchorId="05473526" wp14:editId="11E900CD">
+            <wp:extent cx="5943600" cy="3459480"/>
+            <wp:effectExtent l="0" t="0" r="0" b="7620"/>
+            <wp:docPr id="342259530" name="Picture 1"/>
+            <wp:cNvGraphicFramePr>
+              <a:graphicFrameLocks xmlns:a="http://schemas.openxmlformats.org/drawingml/2006/main" noChangeAspect="1"/>
+            </wp:cNvGraphicFramePr>
+            <a:graphic xmlns:a="http://schemas.openxmlformats.org/drawingml/2006/main">
+              <a:graphicData uri="http://schemas.openxmlformats.org/drawingml/2006/picture">
+                <pic:pic xmlns:pic="http://schemas.openxmlformats.org/drawingml/2006/picture">
+                  <pic:nvPicPr>
+                    <pic:cNvPr id="342259530" name="Picture 342259530"/>
+                    <pic:cNvPicPr/>
+                  </pic:nvPicPr>
+                  <pic:blipFill>
+                    <a:blip r:embed="rId8">
+                      <a:extLst>
+                        <a:ext uri="{28A0092B-C50C-407E-A947-70E740481C1C}">
+                          <a14:useLocalDpi xmlns:a14="http://schemas.microsoft.com/office/drawing/2010/main" val="0"/>
+                        </a:ext>
+                      </a:extLst>
+                    </a:blip>
+                    <a:stretch>
+                      <a:fillRect/>
+                    </a:stretch>
+                  </pic:blipFill>
+                  <pic:spPr>
+                    <a:xfrm>
+                      <a:off x="0" y="0"/>
+                      <a:ext cx="5943600" cy="3459480"/>
+                    </a:xfrm>
+                    <a:prstGeom prst="rect">
+                      <a:avLst/>
+                    </a:prstGeom>
+                  </pic:spPr>
+                </pic:pic>
+              </a:graphicData>
+            </a:graphic>
+          </wp:inline>
+        </w:drawing>
+      </w:r>
+    </w:p>
+    <w:p>
+      <w:pPr>
+        <w:pStyle w:val="NoSpacing"/>
+        <w:rPr>
+          <w:rFonts w:ascii="Times New Roman" w:hAnsi="Times New Roman" w:cs="Times New Roman"/>
+        </w:rPr>
+      </w:pPr>
+      <w:r>
+        <w:rPr>
+          <w:rFonts w:ascii="Times New Roman" w:hAnsi="Times New Roman" w:cs="Times New Roman"/>
+        </w:rPr>
+        <w:t>Power the XDS110 debugger by connect</w:t>
+      </w:r>
+      <w:r>
+        <w:rPr>
+          <w:rFonts w:ascii="Times New Roman" w:hAnsi="Times New Roman" w:cs="Times New Roman"/>
+        </w:rPr>
+        <w:t>ing</w:t>
+      </w:r>
+      <w:r>
+        <w:rPr>
+          <w:rFonts w:ascii="Times New Roman" w:hAnsi="Times New Roman" w:cs="Times New Roman"/>
+        </w:rPr>
+        <w:t xml:space="preserve"> the USB cable to your laptop and power your target in the same way as step 7.</w:t>
+      </w:r>
+      <w:r>
+        <w:rPr>
+          <w:rFonts w:ascii="Times New Roman" w:hAnsi="Times New Roman" w:cs="Times New Roman"/>
+        </w:rPr>
+        <w:t xml:space="preserve"> Start with an empty project like </w:t>
+      </w:r>
+      <w:r>
+        <w:rPr>
+          <w:rFonts w:ascii="Times New Roman" w:hAnsi="Times New Roman" w:cs="Times New Roman"/>
+          <w:b/>
+          <w:bCs/>
+        </w:rPr>
+        <w:t>Scratch</w:t>
+      </w:r>
+      <w:r>
+        <w:rPr>
+          <w:rFonts w:ascii="Times New Roman" w:hAnsi="Times New Roman" w:cs="Times New Roman"/>
+        </w:rPr>
+        <w:t>. You should be able to program your target in the usual way.</w:t>
+      </w:r>
+      <w:r>
+        <w:rPr>
+          <w:rFonts w:ascii="Times New Roman" w:hAnsi="Times New Roman" w:cs="Times New Roman"/>
+        </w:rPr>
+        <w:t xml:space="preserve"> If you run a project that </w:t>
+      </w:r>
+      <w:proofErr w:type="gramStart"/>
+      <w:r>
+        <w:rPr>
+          <w:rFonts w:ascii="Times New Roman" w:hAnsi="Times New Roman" w:cs="Times New Roman"/>
+        </w:rPr>
+        <w:t>calls</w:t>
+      </w:r>
+      <w:proofErr w:type="gramEnd"/>
+      <w:r>
+        <w:rPr>
+          <w:rFonts w:ascii="Times New Roman" w:hAnsi="Times New Roman" w:cs="Times New Roman"/>
+        </w:rPr>
+        <w:t> </w:t>
+      </w:r>
+      <w:r>
+        <w:rPr>
+          <w:rFonts w:ascii="Times New Roman" w:hAnsi="Times New Roman" w:cs="Times New Roman"/>
+          <w:b/>
+          <w:bCs/>
+        </w:rPr>
+        <w:t>Clock_Init_HFXT_16_80</w:t>
+      </w:r>
+      <w:proofErr w:type="gramStart"/>
+      <w:r>
+        <w:rPr>
+          <w:rFonts w:ascii="Times New Roman" w:hAnsi="Times New Roman" w:cs="Times New Roman"/>
+          <w:b/>
+          <w:bCs/>
+        </w:rPr>
+        <w:t>MHz(</w:t>
+      </w:r>
+      <w:proofErr w:type="gramEnd"/>
+      <w:r>
+        <w:rPr>
+          <w:rFonts w:ascii="Times New Roman" w:hAnsi="Times New Roman" w:cs="Times New Roman"/>
+          <w:b/>
+          <w:bCs/>
+        </w:rPr>
+        <w:t>0)</w:t>
+      </w:r>
+      <w:r>
+        <w:rPr>
+          <w:rFonts w:ascii="Times New Roman" w:hAnsi="Times New Roman" w:cs="Times New Roman"/>
+        </w:rPr>
+        <w:t xml:space="preserve"> </w:t>
+      </w:r>
+      <w:r>
+        <w:rPr>
+          <w:rFonts w:ascii="Times New Roman" w:hAnsi="Times New Roman" w:cs="Times New Roman"/>
+        </w:rPr>
+        <w:t>you will see sine waves on both PA5 and PA6 (both sides of the 16 MHz crystal). Assuming you have not used PA14 for your system, you can also run a project that calls</w:t>
+      </w:r>
+      <w:r>
+        <w:rPr>
+          <w:rFonts w:ascii="Times New Roman" w:hAnsi="Times New Roman" w:cs="Times New Roman"/>
+        </w:rPr>
+        <w:t> </w:t>
+      </w:r>
+      <w:r>
+        <w:rPr>
+          <w:rFonts w:ascii="Times New Roman" w:hAnsi="Times New Roman" w:cs="Times New Roman"/>
+          <w:b/>
+          <w:bCs/>
+        </w:rPr>
+        <w:t>Clock_Init_HFXT_16_80</w:t>
+      </w:r>
+      <w:proofErr w:type="gramStart"/>
+      <w:r>
+        <w:rPr>
+          <w:rFonts w:ascii="Times New Roman" w:hAnsi="Times New Roman" w:cs="Times New Roman"/>
+          <w:b/>
+          <w:bCs/>
+        </w:rPr>
+        <w:t>MHz(</w:t>
+      </w:r>
+      <w:proofErr w:type="gramEnd"/>
+      <w:r>
+        <w:rPr>
+          <w:rFonts w:ascii="Times New Roman" w:hAnsi="Times New Roman" w:cs="Times New Roman"/>
+          <w:b/>
+          <w:bCs/>
+        </w:rPr>
+        <w:t>1</w:t>
+      </w:r>
+      <w:r>
+        <w:rPr>
+          <w:rFonts w:ascii="Times New Roman" w:hAnsi="Times New Roman" w:cs="Times New Roman"/>
+          <w:b/>
+          <w:bCs/>
+        </w:rPr>
+        <w:t>)</w:t>
+      </w:r>
+      <w:r>
+        <w:rPr>
+          <w:rFonts w:ascii="Times New Roman" w:hAnsi="Times New Roman" w:cs="Times New Roman"/>
+        </w:rPr>
+        <w:t xml:space="preserve">, and you will see also see a 10 MHz sine wave on PA14. </w:t>
+      </w:r>
+      <w:r>
+        <w:rPr>
+          <w:rFonts w:ascii="Times New Roman" w:hAnsi="Times New Roman" w:cs="Times New Roman"/>
+        </w:rPr>
+        <w:t>These clock options are available</w:t>
+      </w:r>
+    </w:p>
+    <w:p>
+      <w:pPr>
+        <w:pStyle w:val="NoSpacing"/>
+        <w:ind w:firstLine="720"/>
+        <w:rPr>
+          <w:rFonts w:ascii="Times New Roman" w:hAnsi="Times New Roman" w:cs="Times New Roman"/>
+        </w:rPr>
+      </w:pPr>
+      <w:r>
+        <w:rPr>
+          <w:rFonts w:ascii="Times New Roman" w:hAnsi="Times New Roman" w:cs="Times New Roman"/>
+          <w:b/>
+          <w:bCs/>
+        </w:rPr>
+        <w:t>Clock_Init_HFXT_16_80</w:t>
+      </w:r>
+      <w:proofErr w:type="gramStart"/>
+      <w:r>
+        <w:rPr>
+          <w:rFonts w:ascii="Times New Roman" w:hAnsi="Times New Roman" w:cs="Times New Roman"/>
+          <w:b/>
+          <w:bCs/>
+        </w:rPr>
+        <w:t>MHz(</w:t>
+      </w:r>
+      <w:proofErr w:type="gramEnd"/>
+      <w:r>
+        <w:rPr>
+          <w:rFonts w:ascii="Times New Roman" w:hAnsi="Times New Roman" w:cs="Times New Roman"/>
+          <w:b/>
+          <w:bCs/>
+        </w:rPr>
+        <w:t>0</w:t>
+      </w:r>
+      <w:proofErr w:type="gramStart"/>
+      <w:r>
+        <w:rPr>
+          <w:rFonts w:ascii="Times New Roman" w:hAnsi="Times New Roman" w:cs="Times New Roman"/>
+          <w:b/>
+          <w:bCs/>
+        </w:rPr>
+        <w:t>)</w:t>
+      </w:r>
+      <w:r>
+        <w:rPr>
+          <w:rFonts w:ascii="Times New Roman" w:hAnsi="Times New Roman" w:cs="Times New Roman"/>
+        </w:rPr>
+        <w:t xml:space="preserve"> </w:t>
+      </w:r>
+      <w:r>
+        <w:rPr>
+          <w:rFonts w:ascii="Times New Roman" w:hAnsi="Times New Roman" w:cs="Times New Roman"/>
+        </w:rPr>
+        <w:t xml:space="preserve"> runs</w:t>
+      </w:r>
+      <w:proofErr w:type="gramEnd"/>
+      <w:r>
+        <w:rPr>
+          <w:rFonts w:ascii="Times New Roman" w:hAnsi="Times New Roman" w:cs="Times New Roman"/>
+        </w:rPr>
+        <w:t xml:space="preserve"> at 80 MHz </w:t>
+      </w:r>
+      <w:r>
+        <w:rPr>
+          <w:rFonts w:ascii="Times New Roman" w:hAnsi="Times New Roman" w:cs="Times New Roman"/>
+        </w:rPr>
+        <w:t>0.005%</w:t>
+      </w:r>
+      <w:r>
+        <w:rPr>
+          <w:rFonts w:ascii="Times New Roman" w:hAnsi="Times New Roman" w:cs="Times New Roman"/>
+        </w:rPr>
+        <w:t xml:space="preserve"> accuracy with the 16 MHz crystal. </w:t>
+      </w:r>
+    </w:p>
+    <w:p>
+      <w:pPr>
+        <w:pStyle w:val="NoSpacing"/>
+        <w:ind w:firstLine="720"/>
+        <w:rPr>
+          <w:rFonts w:ascii="Times New Roman" w:hAnsi="Times New Roman" w:cs="Times New Roman"/>
+        </w:rPr>
+      </w:pPr>
+      <w:r>
+        <w:rPr>
+          <w:rFonts w:ascii="Times New Roman" w:hAnsi="Times New Roman" w:cs="Times New Roman"/>
+          <w:b/>
+          <w:bCs/>
+        </w:rPr>
+        <w:t>Clock_Init80</w:t>
+      </w:r>
+      <w:proofErr w:type="gramStart"/>
+      <w:r>
+        <w:rPr>
+          <w:rFonts w:ascii="Times New Roman" w:hAnsi="Times New Roman" w:cs="Times New Roman"/>
+          <w:b/>
+          <w:bCs/>
+        </w:rPr>
+        <w:t>MHz</w:t>
+      </w:r>
+      <w:r>
+        <w:rPr>
+          <w:rFonts w:ascii="Times New Roman" w:hAnsi="Times New Roman" w:cs="Times New Roman"/>
+          <w:b/>
+          <w:bCs/>
+        </w:rPr>
+        <w:t>(</w:t>
+      </w:r>
+      <w:proofErr w:type="gramEnd"/>
+      <w:r>
+        <w:rPr>
+          <w:rFonts w:ascii="Times New Roman" w:hAnsi="Times New Roman" w:cs="Times New Roman"/>
+          <w:b/>
+          <w:bCs/>
+        </w:rPr>
+        <w:t>0)</w:t>
+      </w:r>
+      <w:r>
+        <w:rPr>
+          <w:rFonts w:ascii="Times New Roman" w:hAnsi="Times New Roman" w:cs="Times New Roman"/>
+        </w:rPr>
+        <w:t xml:space="preserve"> </w:t>
+      </w:r>
+      <w:r>
+        <w:rPr>
+          <w:rFonts w:ascii="Times New Roman" w:hAnsi="Times New Roman" w:cs="Times New Roman"/>
+        </w:rPr>
+        <w:t>runs</w:t>
+      </w:r>
+      <w:r>
+        <w:rPr>
+          <w:rFonts w:ascii="Times New Roman" w:hAnsi="Times New Roman" w:cs="Times New Roman"/>
+        </w:rPr>
+        <w:t xml:space="preserve"> at 80 MHz </w:t>
+      </w:r>
+      <w:r>
+        <w:rPr>
+          <w:rFonts w:ascii="Times New Roman" w:hAnsi="Times New Roman" w:cs="Times New Roman"/>
+        </w:rPr>
+        <w:t xml:space="preserve">1% accuracy without the crystal. </w:t>
+      </w:r>
+    </w:p>
+    <w:p>
+      <w:pPr>
+        <w:pStyle w:val="NoSpacing"/>
+        <w:rPr>
+          <w:rFonts w:ascii="Times New Roman" w:hAnsi="Times New Roman" w:cs="Times New Roman"/>
+        </w:rPr>
+      </w:pPr>
+      <w:r>
+        <w:rPr>
+          <w:rFonts w:ascii="Times New Roman" w:hAnsi="Times New Roman" w:cs="Times New Roman"/>
+        </w:rPr>
+        <w:tab/>
+      </w:r>
+      <w:r>
+        <w:rPr>
+          <w:rFonts w:ascii="Times New Roman" w:hAnsi="Times New Roman" w:cs="Times New Roman"/>
+          <w:b/>
+          <w:bCs/>
+        </w:rPr>
+        <w:t>Clock_Init_HFXT_16</w:t>
+      </w:r>
+      <w:proofErr w:type="gramStart"/>
+      <w:r>
+        <w:rPr>
+          <w:rFonts w:ascii="Times New Roman" w:hAnsi="Times New Roman" w:cs="Times New Roman"/>
+          <w:b/>
+          <w:bCs/>
+        </w:rPr>
+        <w:t>MHz(</w:t>
+      </w:r>
+      <w:proofErr w:type="gramEnd"/>
+      <w:r>
+        <w:rPr>
+          <w:rFonts w:ascii="Times New Roman" w:hAnsi="Times New Roman" w:cs="Times New Roman"/>
+          <w:b/>
+          <w:bCs/>
+        </w:rPr>
+        <w:t>)</w:t>
+      </w:r>
+      <w:r>
+        <w:rPr>
+          <w:rFonts w:ascii="Times New Roman" w:hAnsi="Times New Roman" w:cs="Times New Roman"/>
+        </w:rPr>
+        <w:t xml:space="preserve"> runs at 16 MHz </w:t>
+      </w:r>
+      <w:r>
+        <w:rPr>
+          <w:rFonts w:ascii="Times New Roman" w:hAnsi="Times New Roman" w:cs="Times New Roman"/>
+        </w:rPr>
+        <w:t>0.005%</w:t>
+      </w:r>
+      <w:r>
+        <w:rPr>
+          <w:rFonts w:ascii="Times New Roman" w:hAnsi="Times New Roman" w:cs="Times New Roman"/>
+        </w:rPr>
+        <w:t xml:space="preserve"> accuracy with the 16 MHz crystal</w:t>
+      </w:r>
+    </w:p>
+    <w:p>
+      <w:pPr>
+        <w:pStyle w:val="NoSpacing"/>
+        <w:rPr>
+          <w:rFonts w:ascii="Times New Roman" w:hAnsi="Times New Roman" w:cs="Times New Roman"/>
+        </w:rPr>
+      </w:pPr>
+      <w:r>
+        <w:rPr>
+          <w:rFonts w:ascii="Times New Roman" w:hAnsi="Times New Roman" w:cs="Times New Roman"/>
+        </w:rPr>
+        <w:tab/>
+      </w:r>
+      <w:proofErr w:type="spellStart"/>
+      <w:r>
+        <w:rPr>
+          <w:rFonts w:ascii="Times New Roman" w:hAnsi="Times New Roman" w:cs="Times New Roman"/>
+          <w:b/>
+          <w:bCs/>
+        </w:rPr>
+        <w:t>Clock_</w:t>
+      </w:r>
+      <w:proofErr w:type="gramStart"/>
+      <w:r>
+        <w:rPr>
+          <w:rFonts w:ascii="Times New Roman" w:hAnsi="Times New Roman" w:cs="Times New Roman"/>
+          <w:b/>
+          <w:bCs/>
+        </w:rPr>
+        <w:t>Init</w:t>
+      </w:r>
+      <w:proofErr w:type="spellEnd"/>
+      <w:r>
+        <w:rPr>
+          <w:rFonts w:ascii="Times New Roman" w:hAnsi="Times New Roman" w:cs="Times New Roman"/>
+          <w:b/>
+          <w:bCs/>
+        </w:rPr>
+        <w:t>(</w:t>
+      </w:r>
+      <w:proofErr w:type="gramEnd"/>
+      <w:r>
+        <w:rPr>
+          <w:rFonts w:ascii="Times New Roman" w:hAnsi="Times New Roman" w:cs="Times New Roman"/>
+          <w:b/>
+          <w:bCs/>
+        </w:rPr>
+        <w:t>OSCFREQ4MHZ)</w:t>
+      </w:r>
+      <w:r>
+        <w:rPr>
+          <w:rFonts w:ascii="Times New Roman" w:hAnsi="Times New Roman" w:cs="Times New Roman"/>
+        </w:rPr>
+        <w:t xml:space="preserve"> </w:t>
+      </w:r>
+      <w:r>
+        <w:rPr>
+          <w:rFonts w:ascii="Times New Roman" w:hAnsi="Times New Roman" w:cs="Times New Roman"/>
+        </w:rPr>
+        <w:t>runs at 4 MHz 1% accuracy without the crystal</w:t>
+      </w:r>
+    </w:p>
+    <w:p>
+      <w:pPr>
+        <w:pStyle w:val="NoSpacing"/>
+        <w:rPr>
+          <w:rFonts w:ascii="Times New Roman" w:hAnsi="Times New Roman" w:cs="Times New Roman"/>
+        </w:rPr>
+      </w:pPr>
+      <w:r>
+        <w:rPr>
+          <w:rFonts w:ascii="Times New Roman" w:hAnsi="Times New Roman" w:cs="Times New Roman"/>
+        </w:rPr>
+        <w:tab/>
+      </w:r>
+      <w:proofErr w:type="spellStart"/>
+      <w:r>
+        <w:rPr>
+          <w:rFonts w:ascii="Times New Roman" w:hAnsi="Times New Roman" w:cs="Times New Roman"/>
+          <w:b/>
+          <w:bCs/>
+        </w:rPr>
+        <w:t>Clock_</w:t>
+      </w:r>
+      <w:proofErr w:type="gramStart"/>
+      <w:r>
+        <w:rPr>
+          <w:rFonts w:ascii="Times New Roman" w:hAnsi="Times New Roman" w:cs="Times New Roman"/>
+          <w:b/>
+          <w:bCs/>
+        </w:rPr>
+        <w:t>Init</w:t>
+      </w:r>
+      <w:proofErr w:type="spellEnd"/>
+      <w:r>
+        <w:rPr>
+          <w:rFonts w:ascii="Times New Roman" w:hAnsi="Times New Roman" w:cs="Times New Roman"/>
+          <w:b/>
+          <w:bCs/>
+        </w:rPr>
+        <w:t>(</w:t>
+      </w:r>
+      <w:proofErr w:type="gramEnd"/>
+      <w:r>
+        <w:rPr>
+          <w:rFonts w:ascii="Times New Roman" w:hAnsi="Times New Roman" w:cs="Times New Roman"/>
+          <w:b/>
+          <w:bCs/>
+        </w:rPr>
+        <w:t>OSCFREQ</w:t>
+      </w:r>
+      <w:r>
+        <w:rPr>
+          <w:rFonts w:ascii="Times New Roman" w:hAnsi="Times New Roman" w:cs="Times New Roman"/>
+          <w:b/>
+          <w:bCs/>
+        </w:rPr>
+        <w:t>32</w:t>
+      </w:r>
+      <w:r>
+        <w:rPr>
+          <w:rFonts w:ascii="Times New Roman" w:hAnsi="Times New Roman" w:cs="Times New Roman"/>
+          <w:b/>
+          <w:bCs/>
+        </w:rPr>
+        <w:t>MHZ)</w:t>
+      </w:r>
+      <w:r>
+        <w:rPr>
+          <w:rFonts w:ascii="Times New Roman" w:hAnsi="Times New Roman" w:cs="Times New Roman"/>
+        </w:rPr>
+        <w:t xml:space="preserve"> </w:t>
+      </w:r>
+      <w:r>
+        <w:rPr>
+          <w:rFonts w:ascii="Times New Roman" w:hAnsi="Times New Roman" w:cs="Times New Roman"/>
+        </w:rPr>
+        <w:t xml:space="preserve">runs at 32 MHz 1% accuracy without </w:t>
+      </w:r>
+      <w:proofErr w:type="gramStart"/>
+      <w:r>
+        <w:rPr>
+          <w:rFonts w:ascii="Times New Roman" w:hAnsi="Times New Roman" w:cs="Times New Roman"/>
+        </w:rPr>
+        <w:t>the crystal</w:t>
+      </w:r>
+      <w:proofErr w:type="gramEnd"/>
+    </w:p>
+    <w:p>
+      <w:pPr>
+        <w:pStyle w:val="NoSpacing"/>
+        <w:rPr>
+          <w:rFonts w:ascii="Times New Roman" w:hAnsi="Times New Roman" w:cs="Times New Roman"/>
+        </w:rPr>
+      </w:pPr>
+      <w:r>
+        <w:rPr>
+          <w:rFonts w:ascii="Times New Roman" w:hAnsi="Times New Roman" w:cs="Times New Roman"/>
+        </w:rPr>
+        <w:t xml:space="preserve">Do not call </w:t>
+      </w:r>
+      <w:r>
+        <w:rPr>
+          <w:rFonts w:ascii="Times New Roman" w:hAnsi="Times New Roman" w:cs="Times New Roman"/>
+        </w:rPr>
+        <w:t>the following two functions because they assume you have a 40 MHz crystal</w:t>
+      </w:r>
+    </w:p>
+    <w:p>
+      <w:pPr>
+        <w:pStyle w:val="NoSpacing"/>
+        <w:ind w:firstLine="720"/>
+        <w:rPr>
+          <w:rFonts w:ascii="Times New Roman" w:hAnsi="Times New Roman" w:cs="Times New Roman"/>
+          <w:b/>
+          <w:bCs/>
+        </w:rPr>
+      </w:pPr>
+      <w:r>
+        <w:rPr>
+          <w:rFonts w:ascii="Times New Roman" w:hAnsi="Times New Roman" w:cs="Times New Roman"/>
+          <w:b/>
+          <w:bCs/>
+        </w:rPr>
+        <w:t>Clock_Init_HFXT_40_80MHz</w:t>
+      </w:r>
+    </w:p>
+    <w:p>
+      <w:pPr>
+        <w:pStyle w:val="NoSpacing"/>
+        <w:ind w:firstLine="720"/>
+        <w:rPr>
+          <w:rFonts w:ascii="Times New Roman" w:hAnsi="Times New Roman" w:cs="Times New Roman"/>
+          <w:b/>
+          <w:bCs/>
+        </w:rPr>
+      </w:pPr>
+      <w:r>
+        <w:rPr>
+          <w:rFonts w:ascii="Times New Roman" w:hAnsi="Times New Roman" w:cs="Times New Roman"/>
+          <w:b/>
+          <w:bCs/>
+        </w:rPr>
+        <w:t>Clock_Init40MHz</w:t>
+      </w:r>
+    </w:p>
+    <w:p>
+      <w:pPr>
+        <w:pStyle w:val="NoSpacing"/>
+        <w:rPr>
+          <w:rFonts w:ascii="Times New Roman" w:hAnsi="Times New Roman" w:cs="Times New Roman"/>
+        </w:rPr>
+      </w:pPr>
     </w:p>
     <w:p>
       <w:pPr>
@@ -3768,133 +4703,73 @@
         <w:rPr>
           <w:rFonts w:ascii="Times New Roman" w:hAnsi="Times New Roman" w:cs="Times New Roman"/>
         </w:rPr>
-        <w:t>Download a very simple TM4C123 program that has no I/O</w:t>
-      </w:r>
-    </w:p>
-    <w:p>
-      <w:pPr>
-        <w:pStyle w:val="ListParagraph"/>
-        <w:numPr>
-          <w:ilvl w:val="1"/>
-          <w:numId w:val="1"/>
-        </w:numPr>
-        <w:rPr>
-          <w:rFonts w:ascii="Times New Roman" w:hAnsi="Times New Roman" w:cs="Times New Roman"/>
-        </w:rPr>
-      </w:pPr>
-      <w:r>
-        <w:rPr>
-          <w:rFonts w:ascii="Times New Roman" w:hAnsi="Times New Roman" w:cs="Times New Roman"/>
-        </w:rPr>
-        <w:t>http://users.ece.utexas.edu/%7Evalvano/arm/SimpleProject_4C123asm.zip</w:t>
-      </w:r>
-    </w:p>
-    <w:p>
-      <w:pPr>
-        <w:pStyle w:val="ListParagraph"/>
-        <w:numPr>
-          <w:ilvl w:val="1"/>
-          <w:numId w:val="1"/>
-        </w:numPr>
-        <w:rPr>
-          <w:rFonts w:ascii="Times New Roman" w:hAnsi="Times New Roman" w:cs="Times New Roman"/>
-        </w:rPr>
-      </w:pPr>
-      <w:r>
-        <w:rPr>
-          <w:rFonts w:ascii="Times New Roman" w:hAnsi="Times New Roman" w:cs="Times New Roman"/>
-        </w:rPr>
-        <w:t>Connect the 5-pin JTAG cable from LaunchPad to your TM4C123 board (see “How to program the board”)</w:t>
-      </w:r>
-    </w:p>
-    <w:p>
-      <w:pPr>
-        <w:pStyle w:val="ListParagraph"/>
-        <w:numPr>
-          <w:ilvl w:val="1"/>
-          <w:numId w:val="1"/>
-        </w:numPr>
-        <w:rPr>
-          <w:rFonts w:ascii="Times New Roman" w:hAnsi="Times New Roman" w:cs="Times New Roman"/>
-        </w:rPr>
-      </w:pPr>
-      <w:r>
-        <w:rPr>
-          <w:rFonts w:ascii="Times New Roman" w:hAnsi="Times New Roman" w:cs="Times New Roman"/>
-        </w:rPr>
-        <w:t>Attach a voltmeter to 3.3V pin on your board</w:t>
-      </w:r>
-    </w:p>
-    <w:p>
-      <w:pPr>
-        <w:pStyle w:val="ListParagraph"/>
-        <w:numPr>
-          <w:ilvl w:val="1"/>
-          <w:numId w:val="1"/>
-        </w:numPr>
-        <w:rPr>
-          <w:rFonts w:ascii="Times New Roman" w:hAnsi="Times New Roman" w:cs="Times New Roman"/>
-        </w:rPr>
-      </w:pPr>
-      <w:r>
-        <w:rPr>
-          <w:rFonts w:ascii="Times New Roman" w:hAnsi="Times New Roman" w:cs="Times New Roman"/>
-        </w:rPr>
-        <w:t>Power LaunchPad board, apply power to your board (remove power immediately if not 3.3V)</w:t>
-      </w:r>
-    </w:p>
-    <w:p>
-      <w:pPr>
-        <w:pStyle w:val="ListParagraph"/>
-        <w:numPr>
-          <w:ilvl w:val="1"/>
-          <w:numId w:val="1"/>
-        </w:numPr>
-        <w:rPr>
-          <w:rFonts w:ascii="Times New Roman" w:hAnsi="Times New Roman" w:cs="Times New Roman"/>
-        </w:rPr>
-      </w:pPr>
-      <w:r>
-        <w:rPr>
-          <w:rFonts w:ascii="Times New Roman" w:hAnsi="Times New Roman" w:cs="Times New Roman"/>
-        </w:rPr>
-        <w:t xml:space="preserve">Download the SimpleProject_4C123asm project to your TM4C123 </w:t>
-      </w:r>
-    </w:p>
-    <w:p>
-      <w:pPr>
-        <w:pStyle w:val="ListParagraph"/>
-        <w:numPr>
-          <w:ilvl w:val="1"/>
-          <w:numId w:val="1"/>
-        </w:numPr>
-        <w:rPr>
-          <w:rFonts w:ascii="Times New Roman" w:hAnsi="Times New Roman" w:cs="Times New Roman"/>
-        </w:rPr>
-      </w:pPr>
-      <w:r>
-        <w:rPr>
-          <w:rFonts w:ascii="Times New Roman" w:hAnsi="Times New Roman" w:cs="Times New Roman"/>
-        </w:rPr>
-        <w:t>Run debugger</w:t>
-      </w:r>
-    </w:p>
-    <w:p>
-      <w:pPr>
-        <w:pStyle w:val="ListParagraph"/>
-        <w:numPr>
-          <w:ilvl w:val="0"/>
-          <w:numId w:val="1"/>
-        </w:numPr>
-        <w:rPr>
-          <w:rFonts w:ascii="Times New Roman" w:hAnsi="Times New Roman" w:cs="Times New Roman"/>
-        </w:rPr>
-      </w:pPr>
-      <w:r>
-        <w:rPr>
-          <w:rFonts w:ascii="Times New Roman" w:hAnsi="Times New Roman" w:cs="Times New Roman"/>
-        </w:rPr>
-        <w:t>Solder components in the order of height. The lowest ones come first. Check for shorts from power to ground before applying power again. If your system has both 3.3V and 5V power, please place a voltmeter on the 5V output and measure the current while testing it for the first time. Record the current required to run the entire PCB.</w:t>
+        <w:t>Solder components in order of height</w:t>
+      </w:r>
+      <w:r>
+        <w:rPr>
+          <w:rFonts w:ascii="Times New Roman" w:hAnsi="Times New Roman" w:cs="Times New Roman"/>
+        </w:rPr>
+        <w:t xml:space="preserve"> and in a modular way</w:t>
+      </w:r>
+      <w:r>
+        <w:rPr>
+          <w:rFonts w:ascii="Times New Roman" w:hAnsi="Times New Roman" w:cs="Times New Roman"/>
+        </w:rPr>
+        <w:t xml:space="preserve">. </w:t>
+      </w:r>
+      <w:r>
+        <w:rPr>
+          <w:rFonts w:ascii="Times New Roman" w:hAnsi="Times New Roman" w:cs="Times New Roman"/>
+        </w:rPr>
+        <w:t>The</w:t>
+      </w:r>
+      <w:r>
+        <w:rPr>
+          <w:rFonts w:ascii="Times New Roman" w:hAnsi="Times New Roman" w:cs="Times New Roman"/>
+        </w:rPr>
+        <w:t xml:space="preserve"> components with the</w:t>
+      </w:r>
+      <w:r>
+        <w:rPr>
+          <w:rFonts w:ascii="Times New Roman" w:hAnsi="Times New Roman" w:cs="Times New Roman"/>
+        </w:rPr>
+        <w:t xml:space="preserve"> lowest </w:t>
+      </w:r>
+      <w:r>
+        <w:rPr>
+          <w:rFonts w:ascii="Times New Roman" w:hAnsi="Times New Roman" w:cs="Times New Roman"/>
+        </w:rPr>
+        <w:t>height</w:t>
+      </w:r>
+      <w:r>
+        <w:rPr>
+          <w:rFonts w:ascii="Times New Roman" w:hAnsi="Times New Roman" w:cs="Times New Roman"/>
+        </w:rPr>
+        <w:t xml:space="preserve"> come first.</w:t>
+      </w:r>
+      <w:r>
+        <w:rPr>
+          <w:rFonts w:ascii="Times New Roman" w:hAnsi="Times New Roman" w:cs="Times New Roman"/>
+        </w:rPr>
+        <w:t xml:space="preserve"> </w:t>
+      </w:r>
+      <w:r>
+        <w:rPr>
+          <w:rFonts w:ascii="Times New Roman" w:hAnsi="Times New Roman" w:cs="Times New Roman"/>
+        </w:rPr>
+        <w:t xml:space="preserve">Check for shorts from power to ground before applying power again. </w:t>
+      </w:r>
+      <w:r>
+        <w:rPr>
+          <w:rFonts w:ascii="Times New Roman" w:hAnsi="Times New Roman" w:cs="Times New Roman"/>
+        </w:rPr>
+        <w:t xml:space="preserve">Run very simple test code to check each module separately. </w:t>
+      </w:r>
+      <w:r>
+        <w:rPr>
+          <w:rFonts w:ascii="Times New Roman" w:hAnsi="Times New Roman" w:cs="Times New Roman"/>
+        </w:rPr>
+        <w:t>If your system has both 3.3V and 5V power, please place a voltmeter on the 5V output and measure the current while testing it for the first time. Record the current required to run the entire PCB.</w:t>
       </w:r>
     </w:p>
     <w:p>
@@ -4084,7 +4959,10 @@
             <w:pStyle w:val="Header"/>
           </w:pPr>
           <w:r>
-            <w:t>Spring 2026</w:t>
+            <w:t>Fall</w:t>
+          </w:r>
+          <w:r>
+            <w:t xml:space="preserve"> 2026</w:t>
           </w:r>
         </w:p>
       </w:tc>
@@ -8007,6 +8885,15 @@
       <w:u w:val="single"/>
     </w:rPr>
   </w:style>
+  <w:style w:type="paragraph" w:styleId="NoSpacing">
+    <w:name w:val="No Spacing"/>
+    <w:uiPriority w:val="1"/>
+    <w:qFormat/>
+    <w:rsid w:val="00AC29D8"/>
+    <w:pPr>
+      <w:spacing w:after="0" w:line="240" w:lineRule="auto"/>
+    </w:pPr>
+  </w:style>
 </w:styles>
 </file>
 
